--- a/Тех. задание.docx
+++ b/Тех. задание.docx
@@ -1,6 +1,6 @@
 
 <file path=word/document.xml><?xml version="1.0" encoding="utf-8"?>
-<w:document xmlns:wpc="http://schemas.microsoft.com/office/word/2010/wordprocessingCanvas" xmlns:cx="http://schemas.microsoft.com/office/drawing/2014/chartex" xmlns:cx1="http://schemas.microsoft.com/office/drawing/2015/9/8/chartex" xmlns:cx2="http://schemas.microsoft.com/office/drawing/2015/10/21/chartex" xmlns:cx3="http://schemas.microsoft.com/office/drawing/2016/5/9/chartex" xmlns:cx4="http://schemas.microsoft.com/office/drawing/2016/5/10/chartex" xmlns:cx5="http://schemas.microsoft.com/office/drawing/2016/5/11/chartex" xmlns:cx6="http://schemas.microsoft.com/office/drawing/2016/5/12/chartex" xmlns:cx7="http://schemas.microsoft.com/office/drawing/2016/5/13/chartex" xmlns:cx8="http://schemas.microsoft.com/office/drawing/2016/5/14/chartex" xmlns:mc="http://schemas.openxmlformats.org/markup-compatibility/2006" xmlns:aink="http://schemas.microsoft.com/office/drawing/2016/ink" xmlns:am3d="http://schemas.microsoft.com/office/drawing/2017/model3d" xmlns:o="urn:schemas-microsoft-com:office:office" xmlns:r="http://schemas.openxmlformats.org/officeDocument/2006/relationships" xmlns:m="http://schemas.openxmlformats.org/officeDocument/2006/math" xmlns:v="urn:schemas-microsoft-com:vml" xmlns:wp14="http://schemas.microsoft.com/office/word/2010/wordprocessingDrawing" xmlns:wp="http://schemas.openxmlformats.org/drawingml/2006/wordprocessingDrawing" xmlns:w10="urn:schemas-microsoft-com:office:word" xmlns:w="http://schemas.openxmlformats.org/wordprocessingml/2006/main" xmlns:w14="http://schemas.microsoft.com/office/word/2010/wordml" xmlns:w15="http://schemas.microsoft.com/office/word/2012/wordml" xmlns:w16cex="http://schemas.microsoft.com/office/word/2018/wordml/cex" xmlns:w16cid="http://schemas.microsoft.com/office/word/2016/wordml/cid" xmlns:w16="http://schemas.microsoft.com/office/word/2018/wordml" xmlns:w16se="http://schemas.microsoft.com/office/word/2015/wordml/symex" xmlns:wpg="http://schemas.microsoft.com/office/word/2010/wordprocessingGroup" xmlns:wpi="http://schemas.microsoft.com/office/word/2010/wordprocessingInk" xmlns:wne="http://schemas.microsoft.com/office/word/2006/wordml" xmlns:wps="http://schemas.microsoft.com/office/word/2010/wordprocessingShape" mc:Ignorable="w14 w15 w16se w16cid w16 w16cex wp14">
+<w:document xmlns:wpc="http://schemas.microsoft.com/office/word/2010/wordprocessingCanvas" xmlns:cx="http://schemas.microsoft.com/office/drawing/2014/chartex" xmlns:cx1="http://schemas.microsoft.com/office/drawing/2015/9/8/chartex" xmlns:cx2="http://schemas.microsoft.com/office/drawing/2015/10/21/chartex" xmlns:cx3="http://schemas.microsoft.com/office/drawing/2016/5/9/chartex" xmlns:cx4="http://schemas.microsoft.com/office/drawing/2016/5/10/chartex" xmlns:cx5="http://schemas.microsoft.com/office/drawing/2016/5/11/chartex" xmlns:cx6="http://schemas.microsoft.com/office/drawing/2016/5/12/chartex" xmlns:cx7="http://schemas.microsoft.com/office/drawing/2016/5/13/chartex" xmlns:cx8="http://schemas.microsoft.com/office/drawing/2016/5/14/chartex" xmlns:mc="http://schemas.openxmlformats.org/markup-compatibility/2006" xmlns:aink="http://schemas.microsoft.com/office/drawing/2016/ink" xmlns:am3d="http://schemas.microsoft.com/office/drawing/2017/model3d" xmlns:o="urn:schemas-microsoft-com:office:office" xmlns:r="http://schemas.openxmlformats.org/officeDocument/2006/relationships" xmlns:m="http://schemas.openxmlformats.org/officeDocument/2006/math" xmlns:v="urn:schemas-microsoft-com:vml" xmlns:wp14="http://schemas.microsoft.com/office/word/2010/wordprocessingDrawing" xmlns:wp="http://schemas.openxmlformats.org/drawingml/2006/wordprocessingDrawing" xmlns:w10="urn:schemas-microsoft-com:office:word" xmlns:w="http://schemas.openxmlformats.org/wordprocessingml/2006/main" xmlns:w14="http://schemas.microsoft.com/office/word/2010/wordml" xmlns:w15="http://schemas.microsoft.com/office/word/2012/wordml" xmlns:w16cex="http://schemas.microsoft.com/office/word/2018/wordml/cex" xmlns:w16cid="http://schemas.microsoft.com/office/word/2016/wordml/cid" xmlns:w16="http://schemas.microsoft.com/office/word/2018/wordml" xmlns:w16sdtdh="http://schemas.microsoft.com/office/word/2020/wordml/sdtdatahash" xmlns:w16se="http://schemas.microsoft.com/office/word/2015/wordml/symex" xmlns:wpg="http://schemas.microsoft.com/office/word/2010/wordprocessingGroup" xmlns:wpi="http://schemas.microsoft.com/office/word/2010/wordprocessingInk" xmlns:wne="http://schemas.microsoft.com/office/word/2006/wordml" xmlns:wps="http://schemas.microsoft.com/office/word/2010/wordprocessingShape" mc:Ignorable="w14 w15 w16se w16cid w16 w16cex w16sdtdh wp14">
   <w:body>
     <w:tbl>
       <w:tblPr>
@@ -353,6 +353,7 @@
                     <w:jc w:val="center"/>
                     <w:rPr>
                       <w:rFonts w:ascii="Times New Roman" w:hAnsi="Times New Roman" w:cs="Times New Roman"/>
+                      <w:lang w:val="en-US"/>
                     </w:rPr>
                   </w:pPr>
                   <w:r>
@@ -360,7 +361,14 @@
                       <w:rFonts w:ascii="Times New Roman" w:hAnsi="Times New Roman" w:cs="Times New Roman"/>
                       <w:highlight w:val="yellow"/>
                     </w:rPr>
-                    <w:t>Листов 8</w:t>
+                    <w:t xml:space="preserve">Листов </w:t>
+                  </w:r>
+                  <w:r>
+                    <w:rPr>
+                      <w:rFonts w:ascii="Times New Roman" w:hAnsi="Times New Roman" w:cs="Times New Roman"/>
+                      <w:lang w:val="en-US"/>
+                    </w:rPr>
+                    <w:t>9</w:t>
                   </w:r>
                 </w:p>
                 <w:p/>
@@ -929,7 +937,7 @@
     </w:p>
     <w:p>
       <w:pPr>
-        <w:pStyle w:val="a4"/>
+        <w:pStyle w:val="ListParagraph"/>
         <w:numPr>
           <w:ilvl w:val="0"/>
           <w:numId w:val="16"/>
@@ -1242,7 +1250,7 @@
     </w:p>
     <w:p>
       <w:pPr>
-        <w:pStyle w:val="a4"/>
+        <w:pStyle w:val="ListParagraph"/>
         <w:numPr>
           <w:ilvl w:val="0"/>
           <w:numId w:val="19"/>
@@ -1266,7 +1274,7 @@
     </w:p>
     <w:p>
       <w:pPr>
-        <w:pStyle w:val="a4"/>
+        <w:pStyle w:val="ListParagraph"/>
         <w:numPr>
           <w:ilvl w:val="0"/>
           <w:numId w:val="19"/>
@@ -1290,7 +1298,7 @@
     </w:p>
     <w:p>
       <w:pPr>
-        <w:pStyle w:val="a4"/>
+        <w:pStyle w:val="ListParagraph"/>
         <w:numPr>
           <w:ilvl w:val="1"/>
           <w:numId w:val="19"/>
@@ -1338,7 +1346,7 @@
     </w:p>
     <w:p>
       <w:pPr>
-        <w:pStyle w:val="a4"/>
+        <w:pStyle w:val="ListParagraph"/>
         <w:numPr>
           <w:ilvl w:val="2"/>
           <w:numId w:val="19"/>
@@ -1370,7 +1378,7 @@
     </w:p>
     <w:p>
       <w:pPr>
-        <w:pStyle w:val="a4"/>
+        <w:pStyle w:val="ListParagraph"/>
         <w:numPr>
           <w:ilvl w:val="2"/>
           <w:numId w:val="19"/>
@@ -1402,7 +1410,7 @@
     </w:p>
     <w:p>
       <w:pPr>
-        <w:pStyle w:val="a4"/>
+        <w:pStyle w:val="ListParagraph"/>
         <w:numPr>
           <w:ilvl w:val="2"/>
           <w:numId w:val="19"/>
@@ -1434,7 +1442,7 @@
     </w:p>
     <w:p>
       <w:pPr>
-        <w:pStyle w:val="a4"/>
+        <w:pStyle w:val="ListParagraph"/>
         <w:numPr>
           <w:ilvl w:val="1"/>
           <w:numId w:val="19"/>
@@ -1458,7 +1466,7 @@
     </w:p>
     <w:p>
       <w:pPr>
-        <w:pStyle w:val="a4"/>
+        <w:pStyle w:val="ListParagraph"/>
         <w:numPr>
           <w:ilvl w:val="1"/>
           <w:numId w:val="19"/>
@@ -1530,7 +1538,7 @@
     </w:p>
     <w:p>
       <w:pPr>
-        <w:pStyle w:val="a4"/>
+        <w:pStyle w:val="ListParagraph"/>
         <w:numPr>
           <w:ilvl w:val="1"/>
           <w:numId w:val="19"/>
@@ -1586,7 +1594,7 @@
     </w:p>
     <w:p>
       <w:pPr>
-        <w:pStyle w:val="a4"/>
+        <w:pStyle w:val="ListParagraph"/>
         <w:numPr>
           <w:ilvl w:val="1"/>
           <w:numId w:val="19"/>
@@ -1610,7 +1618,7 @@
     </w:p>
     <w:p>
       <w:pPr>
-        <w:pStyle w:val="a4"/>
+        <w:pStyle w:val="ListParagraph"/>
         <w:numPr>
           <w:ilvl w:val="1"/>
           <w:numId w:val="19"/>
@@ -1634,7 +1642,7 @@
     </w:p>
     <w:p>
       <w:pPr>
-        <w:pStyle w:val="a4"/>
+        <w:pStyle w:val="ListParagraph"/>
         <w:numPr>
           <w:ilvl w:val="0"/>
           <w:numId w:val="19"/>
@@ -1659,7 +1667,7 @@
     </w:p>
     <w:p>
       <w:pPr>
-        <w:pStyle w:val="a4"/>
+        <w:pStyle w:val="ListParagraph"/>
         <w:numPr>
           <w:ilvl w:val="1"/>
           <w:numId w:val="19"/>
@@ -1683,7 +1691,7 @@
     </w:p>
     <w:p>
       <w:pPr>
-        <w:pStyle w:val="a4"/>
+        <w:pStyle w:val="ListParagraph"/>
         <w:numPr>
           <w:ilvl w:val="2"/>
           <w:numId w:val="19"/>
@@ -1707,7 +1715,7 @@
     </w:p>
     <w:p>
       <w:pPr>
-        <w:pStyle w:val="a4"/>
+        <w:pStyle w:val="ListParagraph"/>
         <w:numPr>
           <w:ilvl w:val="1"/>
           <w:numId w:val="19"/>
@@ -1747,7 +1755,7 @@
     </w:p>
     <w:p>
       <w:pPr>
-        <w:pStyle w:val="a4"/>
+        <w:pStyle w:val="ListParagraph"/>
         <w:numPr>
           <w:ilvl w:val="2"/>
           <w:numId w:val="19"/>
@@ -1787,7 +1795,7 @@
     </w:p>
     <w:p>
       <w:pPr>
-        <w:pStyle w:val="a4"/>
+        <w:pStyle w:val="ListParagraph"/>
         <w:numPr>
           <w:ilvl w:val="2"/>
           <w:numId w:val="19"/>
@@ -1811,7 +1819,7 @@
     </w:p>
     <w:p>
       <w:pPr>
-        <w:pStyle w:val="a4"/>
+        <w:pStyle w:val="ListParagraph"/>
         <w:numPr>
           <w:ilvl w:val="2"/>
           <w:numId w:val="19"/>
@@ -1835,7 +1843,7 @@
     </w:p>
     <w:p>
       <w:pPr>
-        <w:pStyle w:val="a4"/>
+        <w:pStyle w:val="ListParagraph"/>
         <w:numPr>
           <w:ilvl w:val="2"/>
           <w:numId w:val="19"/>
@@ -1859,7 +1867,7 @@
     </w:p>
     <w:p>
       <w:pPr>
-        <w:pStyle w:val="a4"/>
+        <w:pStyle w:val="ListParagraph"/>
         <w:numPr>
           <w:ilvl w:val="1"/>
           <w:numId w:val="19"/>
@@ -1891,7 +1899,7 @@
     </w:p>
     <w:p>
       <w:pPr>
-        <w:pStyle w:val="a4"/>
+        <w:pStyle w:val="ListParagraph"/>
         <w:numPr>
           <w:ilvl w:val="2"/>
           <w:numId w:val="19"/>
@@ -1923,7 +1931,7 @@
     </w:p>
     <w:p>
       <w:pPr>
-        <w:pStyle w:val="a4"/>
+        <w:pStyle w:val="ListParagraph"/>
         <w:numPr>
           <w:ilvl w:val="1"/>
           <w:numId w:val="19"/>
@@ -1947,7 +1955,7 @@
     </w:p>
     <w:p>
       <w:pPr>
-        <w:pStyle w:val="a4"/>
+        <w:pStyle w:val="ListParagraph"/>
         <w:numPr>
           <w:ilvl w:val="2"/>
           <w:numId w:val="19"/>
@@ -1971,7 +1979,7 @@
     </w:p>
     <w:p>
       <w:pPr>
-        <w:pStyle w:val="a4"/>
+        <w:pStyle w:val="ListParagraph"/>
         <w:numPr>
           <w:ilvl w:val="0"/>
           <w:numId w:val="19"/>
@@ -1995,7 +2003,7 @@
     </w:p>
     <w:p>
       <w:pPr>
-        <w:pStyle w:val="a4"/>
+        <w:pStyle w:val="ListParagraph"/>
         <w:numPr>
           <w:ilvl w:val="0"/>
           <w:numId w:val="19"/>
@@ -2019,7 +2027,7 @@
     </w:p>
     <w:p>
       <w:pPr>
-        <w:pStyle w:val="a4"/>
+        <w:pStyle w:val="ListParagraph"/>
         <w:numPr>
           <w:ilvl w:val="0"/>
           <w:numId w:val="19"/>
@@ -2043,7 +2051,7 @@
     </w:p>
     <w:p>
       <w:pPr>
-        <w:pStyle w:val="a4"/>
+        <w:pStyle w:val="ListParagraph"/>
         <w:numPr>
           <w:ilvl w:val="1"/>
           <w:numId w:val="19"/>
@@ -2067,7 +2075,7 @@
     </w:p>
     <w:p>
       <w:pPr>
-        <w:pStyle w:val="a4"/>
+        <w:pStyle w:val="ListParagraph"/>
         <w:numPr>
           <w:ilvl w:val="1"/>
           <w:numId w:val="19"/>
@@ -2091,7 +2099,7 @@
     </w:p>
     <w:p>
       <w:pPr>
-        <w:pStyle w:val="a4"/>
+        <w:pStyle w:val="ListParagraph"/>
         <w:numPr>
           <w:ilvl w:val="1"/>
           <w:numId w:val="19"/>
@@ -2175,7 +2183,7 @@
     </w:p>
     <w:p>
       <w:pPr>
-        <w:pStyle w:val="2"/>
+        <w:pStyle w:val="Heading2"/>
         <w:spacing w:after="240" w:afterAutospacing="0"/>
         <w:ind w:firstLine="708"/>
       </w:pPr>
@@ -2227,7 +2235,7 @@
     </w:p>
     <w:p>
       <w:pPr>
-        <w:pStyle w:val="a4"/>
+        <w:pStyle w:val="ListParagraph"/>
         <w:numPr>
           <w:ilvl w:val="0"/>
           <w:numId w:val="22"/>
@@ -2251,7 +2259,7 @@
     </w:p>
     <w:p>
       <w:pPr>
-        <w:pStyle w:val="a4"/>
+        <w:pStyle w:val="ListParagraph"/>
         <w:numPr>
           <w:ilvl w:val="0"/>
           <w:numId w:val="22"/>
@@ -2275,7 +2283,7 @@
     </w:p>
     <w:p>
       <w:pPr>
-        <w:pStyle w:val="a4"/>
+        <w:pStyle w:val="ListParagraph"/>
         <w:numPr>
           <w:ilvl w:val="0"/>
           <w:numId w:val="22"/>
@@ -2300,7 +2308,7 @@
     </w:p>
     <w:p>
       <w:pPr>
-        <w:pStyle w:val="a4"/>
+        <w:pStyle w:val="ListParagraph"/>
         <w:numPr>
           <w:ilvl w:val="0"/>
           <w:numId w:val="22"/>
@@ -2344,7 +2352,7 @@
     </w:p>
     <w:p>
       <w:pPr>
-        <w:pStyle w:val="a4"/>
+        <w:pStyle w:val="ListParagraph"/>
         <w:numPr>
           <w:ilvl w:val="0"/>
           <w:numId w:val="21"/>
@@ -2368,7 +2376,7 @@
     </w:p>
     <w:p>
       <w:pPr>
-        <w:pStyle w:val="a4"/>
+        <w:pStyle w:val="ListParagraph"/>
         <w:numPr>
           <w:ilvl w:val="0"/>
           <w:numId w:val="21"/>
@@ -2392,7 +2400,7 @@
     </w:p>
     <w:p>
       <w:pPr>
-        <w:pStyle w:val="a4"/>
+        <w:pStyle w:val="ListParagraph"/>
         <w:numPr>
           <w:ilvl w:val="0"/>
           <w:numId w:val="21"/>
@@ -2416,7 +2424,7 @@
     </w:p>
     <w:p>
       <w:pPr>
-        <w:pStyle w:val="a4"/>
+        <w:pStyle w:val="ListParagraph"/>
         <w:numPr>
           <w:ilvl w:val="0"/>
           <w:numId w:val="21"/>
@@ -2650,7 +2658,7 @@
     </w:p>
     <w:p>
       <w:pPr>
-        <w:pStyle w:val="a4"/>
+        <w:pStyle w:val="ListParagraph"/>
         <w:numPr>
           <w:ilvl w:val="0"/>
           <w:numId w:val="20"/>
@@ -2676,7 +2684,7 @@
     </w:p>
     <w:p>
       <w:pPr>
-        <w:pStyle w:val="a4"/>
+        <w:pStyle w:val="ListParagraph"/>
         <w:numPr>
           <w:ilvl w:val="0"/>
           <w:numId w:val="20"/>
@@ -4863,7 +4871,7 @@
 </file>
 
 <file path=word/endnotes.xml><?xml version="1.0" encoding="utf-8"?>
-<w:endnotes xmlns:wpc="http://schemas.microsoft.com/office/word/2010/wordprocessingCanvas" xmlns:cx="http://schemas.microsoft.com/office/drawing/2014/chartex" xmlns:cx1="http://schemas.microsoft.com/office/drawing/2015/9/8/chartex" xmlns:cx2="http://schemas.microsoft.com/office/drawing/2015/10/21/chartex" xmlns:cx3="http://schemas.microsoft.com/office/drawing/2016/5/9/chartex" xmlns:cx4="http://schemas.microsoft.com/office/drawing/2016/5/10/chartex" xmlns:cx5="http://schemas.microsoft.com/office/drawing/2016/5/11/chartex" xmlns:cx6="http://schemas.microsoft.com/office/drawing/2016/5/12/chartex" xmlns:cx7="http://schemas.microsoft.com/office/drawing/2016/5/13/chartex" xmlns:cx8="http://schemas.microsoft.com/office/drawing/2016/5/14/chartex" xmlns:mc="http://schemas.openxmlformats.org/markup-compatibility/2006" xmlns:aink="http://schemas.microsoft.com/office/drawing/2016/ink" xmlns:am3d="http://schemas.microsoft.com/office/drawing/2017/model3d" xmlns:o="urn:schemas-microsoft-com:office:office" xmlns:r="http://schemas.openxmlformats.org/officeDocument/2006/relationships" xmlns:m="http://schemas.openxmlformats.org/officeDocument/2006/math" xmlns:v="urn:schemas-microsoft-com:vml" xmlns:wp14="http://schemas.microsoft.com/office/word/2010/wordprocessingDrawing" xmlns:wp="http://schemas.openxmlformats.org/drawingml/2006/wordprocessingDrawing" xmlns:w10="urn:schemas-microsoft-com:office:word" xmlns:w="http://schemas.openxmlformats.org/wordprocessingml/2006/main" xmlns:w14="http://schemas.microsoft.com/office/word/2010/wordml" xmlns:w15="http://schemas.microsoft.com/office/word/2012/wordml" xmlns:w16cex="http://schemas.microsoft.com/office/word/2018/wordml/cex" xmlns:w16cid="http://schemas.microsoft.com/office/word/2016/wordml/cid" xmlns:w16="http://schemas.microsoft.com/office/word/2018/wordml" xmlns:w16se="http://schemas.microsoft.com/office/word/2015/wordml/symex" xmlns:wpg="http://schemas.microsoft.com/office/word/2010/wordprocessingGroup" xmlns:wpi="http://schemas.microsoft.com/office/word/2010/wordprocessingInk" xmlns:wne="http://schemas.microsoft.com/office/word/2006/wordml" xmlns:wps="http://schemas.microsoft.com/office/word/2010/wordprocessingShape" mc:Ignorable="w14 w15 w16se w16cid w16 w16cex wp14">
+<w:endnotes xmlns:wpc="http://schemas.microsoft.com/office/word/2010/wordprocessingCanvas" xmlns:cx="http://schemas.microsoft.com/office/drawing/2014/chartex" xmlns:cx1="http://schemas.microsoft.com/office/drawing/2015/9/8/chartex" xmlns:cx2="http://schemas.microsoft.com/office/drawing/2015/10/21/chartex" xmlns:cx3="http://schemas.microsoft.com/office/drawing/2016/5/9/chartex" xmlns:cx4="http://schemas.microsoft.com/office/drawing/2016/5/10/chartex" xmlns:cx5="http://schemas.microsoft.com/office/drawing/2016/5/11/chartex" xmlns:cx6="http://schemas.microsoft.com/office/drawing/2016/5/12/chartex" xmlns:cx7="http://schemas.microsoft.com/office/drawing/2016/5/13/chartex" xmlns:cx8="http://schemas.microsoft.com/office/drawing/2016/5/14/chartex" xmlns:mc="http://schemas.openxmlformats.org/markup-compatibility/2006" xmlns:aink="http://schemas.microsoft.com/office/drawing/2016/ink" xmlns:am3d="http://schemas.microsoft.com/office/drawing/2017/model3d" xmlns:o="urn:schemas-microsoft-com:office:office" xmlns:r="http://schemas.openxmlformats.org/officeDocument/2006/relationships" xmlns:m="http://schemas.openxmlformats.org/officeDocument/2006/math" xmlns:v="urn:schemas-microsoft-com:vml" xmlns:wp14="http://schemas.microsoft.com/office/word/2010/wordprocessingDrawing" xmlns:wp="http://schemas.openxmlformats.org/drawingml/2006/wordprocessingDrawing" xmlns:w10="urn:schemas-microsoft-com:office:word" xmlns:w="http://schemas.openxmlformats.org/wordprocessingml/2006/main" xmlns:w14="http://schemas.microsoft.com/office/word/2010/wordml" xmlns:w15="http://schemas.microsoft.com/office/word/2012/wordml" xmlns:w16cex="http://schemas.microsoft.com/office/word/2018/wordml/cex" xmlns:w16cid="http://schemas.microsoft.com/office/word/2016/wordml/cid" xmlns:w16="http://schemas.microsoft.com/office/word/2018/wordml" xmlns:w16sdtdh="http://schemas.microsoft.com/office/word/2020/wordml/sdtdatahash" xmlns:w16se="http://schemas.microsoft.com/office/word/2015/wordml/symex" xmlns:wpg="http://schemas.microsoft.com/office/word/2010/wordprocessingGroup" xmlns:wpi="http://schemas.microsoft.com/office/word/2010/wordprocessingInk" xmlns:wne="http://schemas.microsoft.com/office/word/2006/wordml" xmlns:wps="http://schemas.microsoft.com/office/word/2010/wordprocessingShape" mc:Ignorable="w14 w15 w16se w16cid w16 w16cex w16sdtdh wp14">
   <w:endnote w:type="separator" w:id="-1">
     <w:p>
       <w:pPr>
@@ -4888,7 +4896,7 @@
 </file>
 
 <file path=word/footnotes.xml><?xml version="1.0" encoding="utf-8"?>
-<w:footnotes xmlns:wpc="http://schemas.microsoft.com/office/word/2010/wordprocessingCanvas" xmlns:cx="http://schemas.microsoft.com/office/drawing/2014/chartex" xmlns:cx1="http://schemas.microsoft.com/office/drawing/2015/9/8/chartex" xmlns:cx2="http://schemas.microsoft.com/office/drawing/2015/10/21/chartex" xmlns:cx3="http://schemas.microsoft.com/office/drawing/2016/5/9/chartex" xmlns:cx4="http://schemas.microsoft.com/office/drawing/2016/5/10/chartex" xmlns:cx5="http://schemas.microsoft.com/office/drawing/2016/5/11/chartex" xmlns:cx6="http://schemas.microsoft.com/office/drawing/2016/5/12/chartex" xmlns:cx7="http://schemas.microsoft.com/office/drawing/2016/5/13/chartex" xmlns:cx8="http://schemas.microsoft.com/office/drawing/2016/5/14/chartex" xmlns:mc="http://schemas.openxmlformats.org/markup-compatibility/2006" xmlns:aink="http://schemas.microsoft.com/office/drawing/2016/ink" xmlns:am3d="http://schemas.microsoft.com/office/drawing/2017/model3d" xmlns:o="urn:schemas-microsoft-com:office:office" xmlns:r="http://schemas.openxmlformats.org/officeDocument/2006/relationships" xmlns:m="http://schemas.openxmlformats.org/officeDocument/2006/math" xmlns:v="urn:schemas-microsoft-com:vml" xmlns:wp14="http://schemas.microsoft.com/office/word/2010/wordprocessingDrawing" xmlns:wp="http://schemas.openxmlformats.org/drawingml/2006/wordprocessingDrawing" xmlns:w10="urn:schemas-microsoft-com:office:word" xmlns:w="http://schemas.openxmlformats.org/wordprocessingml/2006/main" xmlns:w14="http://schemas.microsoft.com/office/word/2010/wordml" xmlns:w15="http://schemas.microsoft.com/office/word/2012/wordml" xmlns:w16cex="http://schemas.microsoft.com/office/word/2018/wordml/cex" xmlns:w16cid="http://schemas.microsoft.com/office/word/2016/wordml/cid" xmlns:w16="http://schemas.microsoft.com/office/word/2018/wordml" xmlns:w16se="http://schemas.microsoft.com/office/word/2015/wordml/symex" xmlns:wpg="http://schemas.microsoft.com/office/word/2010/wordprocessingGroup" xmlns:wpi="http://schemas.microsoft.com/office/word/2010/wordprocessingInk" xmlns:wne="http://schemas.microsoft.com/office/word/2006/wordml" xmlns:wps="http://schemas.microsoft.com/office/word/2010/wordprocessingShape" mc:Ignorable="w14 w15 w16se w16cid w16 w16cex wp14">
+<w:footnotes xmlns:wpc="http://schemas.microsoft.com/office/word/2010/wordprocessingCanvas" xmlns:cx="http://schemas.microsoft.com/office/drawing/2014/chartex" xmlns:cx1="http://schemas.microsoft.com/office/drawing/2015/9/8/chartex" xmlns:cx2="http://schemas.microsoft.com/office/drawing/2015/10/21/chartex" xmlns:cx3="http://schemas.microsoft.com/office/drawing/2016/5/9/chartex" xmlns:cx4="http://schemas.microsoft.com/office/drawing/2016/5/10/chartex" xmlns:cx5="http://schemas.microsoft.com/office/drawing/2016/5/11/chartex" xmlns:cx6="http://schemas.microsoft.com/office/drawing/2016/5/12/chartex" xmlns:cx7="http://schemas.microsoft.com/office/drawing/2016/5/13/chartex" xmlns:cx8="http://schemas.microsoft.com/office/drawing/2016/5/14/chartex" xmlns:mc="http://schemas.openxmlformats.org/markup-compatibility/2006" xmlns:aink="http://schemas.microsoft.com/office/drawing/2016/ink" xmlns:am3d="http://schemas.microsoft.com/office/drawing/2017/model3d" xmlns:o="urn:schemas-microsoft-com:office:office" xmlns:r="http://schemas.openxmlformats.org/officeDocument/2006/relationships" xmlns:m="http://schemas.openxmlformats.org/officeDocument/2006/math" xmlns:v="urn:schemas-microsoft-com:vml" xmlns:wp14="http://schemas.microsoft.com/office/word/2010/wordprocessingDrawing" xmlns:wp="http://schemas.openxmlformats.org/drawingml/2006/wordprocessingDrawing" xmlns:w10="urn:schemas-microsoft-com:office:word" xmlns:w="http://schemas.openxmlformats.org/wordprocessingml/2006/main" xmlns:w14="http://schemas.microsoft.com/office/word/2010/wordml" xmlns:w15="http://schemas.microsoft.com/office/word/2012/wordml" xmlns:w16cex="http://schemas.microsoft.com/office/word/2018/wordml/cex" xmlns:w16cid="http://schemas.microsoft.com/office/word/2016/wordml/cid" xmlns:w16="http://schemas.microsoft.com/office/word/2018/wordml" xmlns:w16sdtdh="http://schemas.microsoft.com/office/word/2020/wordml/sdtdatahash" xmlns:w16se="http://schemas.microsoft.com/office/word/2015/wordml/symex" xmlns:wpg="http://schemas.microsoft.com/office/word/2010/wordprocessingGroup" xmlns:wpi="http://schemas.microsoft.com/office/word/2010/wordprocessingInk" xmlns:wne="http://schemas.microsoft.com/office/word/2006/wordml" xmlns:wps="http://schemas.microsoft.com/office/word/2010/wordprocessingShape" mc:Ignorable="w14 w15 w16se w16cid w16 w16cex w16sdtdh wp14">
   <w:footnote w:type="separator" w:id="-1">
     <w:p>
       <w:pPr>
@@ -4913,7 +4921,7 @@
 </file>
 
 <file path=word/numbering.xml><?xml version="1.0" encoding="utf-8"?>
-<w:numbering xmlns:wpc="http://schemas.microsoft.com/office/word/2010/wordprocessingCanvas" xmlns:cx="http://schemas.microsoft.com/office/drawing/2014/chartex" xmlns:cx1="http://schemas.microsoft.com/office/drawing/2015/9/8/chartex" xmlns:cx2="http://schemas.microsoft.com/office/drawing/2015/10/21/chartex" xmlns:cx3="http://schemas.microsoft.com/office/drawing/2016/5/9/chartex" xmlns:cx4="http://schemas.microsoft.com/office/drawing/2016/5/10/chartex" xmlns:cx5="http://schemas.microsoft.com/office/drawing/2016/5/11/chartex" xmlns:cx6="http://schemas.microsoft.com/office/drawing/2016/5/12/chartex" xmlns:cx7="http://schemas.microsoft.com/office/drawing/2016/5/13/chartex" xmlns:cx8="http://schemas.microsoft.com/office/drawing/2016/5/14/chartex" xmlns:mc="http://schemas.openxmlformats.org/markup-compatibility/2006" xmlns:aink="http://schemas.microsoft.com/office/drawing/2016/ink" xmlns:am3d="http://schemas.microsoft.com/office/drawing/2017/model3d" xmlns:o="urn:schemas-microsoft-com:office:office" xmlns:r="http://schemas.openxmlformats.org/officeDocument/2006/relationships" xmlns:m="http://schemas.openxmlformats.org/officeDocument/2006/math" xmlns:v="urn:schemas-microsoft-com:vml" xmlns:wp14="http://schemas.microsoft.com/office/word/2010/wordprocessingDrawing" xmlns:wp="http://schemas.openxmlformats.org/drawingml/2006/wordprocessingDrawing" xmlns:w10="urn:schemas-microsoft-com:office:word" xmlns:w="http://schemas.openxmlformats.org/wordprocessingml/2006/main" xmlns:w14="http://schemas.microsoft.com/office/word/2010/wordml" xmlns:w15="http://schemas.microsoft.com/office/word/2012/wordml" xmlns:w16cex="http://schemas.microsoft.com/office/word/2018/wordml/cex" xmlns:w16cid="http://schemas.microsoft.com/office/word/2016/wordml/cid" xmlns:w16="http://schemas.microsoft.com/office/word/2018/wordml" xmlns:w16se="http://schemas.microsoft.com/office/word/2015/wordml/symex" xmlns:wpg="http://schemas.microsoft.com/office/word/2010/wordprocessingGroup" xmlns:wpi="http://schemas.microsoft.com/office/word/2010/wordprocessingInk" xmlns:wne="http://schemas.microsoft.com/office/word/2006/wordml" xmlns:wps="http://schemas.microsoft.com/office/word/2010/wordprocessingShape" mc:Ignorable="w14 w15 w16se w16cid w16 w16cex wp14">
+<w:numbering xmlns:wpc="http://schemas.microsoft.com/office/word/2010/wordprocessingCanvas" xmlns:cx="http://schemas.microsoft.com/office/drawing/2014/chartex" xmlns:cx1="http://schemas.microsoft.com/office/drawing/2015/9/8/chartex" xmlns:cx2="http://schemas.microsoft.com/office/drawing/2015/10/21/chartex" xmlns:cx3="http://schemas.microsoft.com/office/drawing/2016/5/9/chartex" xmlns:cx4="http://schemas.microsoft.com/office/drawing/2016/5/10/chartex" xmlns:cx5="http://schemas.microsoft.com/office/drawing/2016/5/11/chartex" xmlns:cx6="http://schemas.microsoft.com/office/drawing/2016/5/12/chartex" xmlns:cx7="http://schemas.microsoft.com/office/drawing/2016/5/13/chartex" xmlns:cx8="http://schemas.microsoft.com/office/drawing/2016/5/14/chartex" xmlns:mc="http://schemas.openxmlformats.org/markup-compatibility/2006" xmlns:aink="http://schemas.microsoft.com/office/drawing/2016/ink" xmlns:am3d="http://schemas.microsoft.com/office/drawing/2017/model3d" xmlns:o="urn:schemas-microsoft-com:office:office" xmlns:r="http://schemas.openxmlformats.org/officeDocument/2006/relationships" xmlns:m="http://schemas.openxmlformats.org/officeDocument/2006/math" xmlns:v="urn:schemas-microsoft-com:vml" xmlns:wp14="http://schemas.microsoft.com/office/word/2010/wordprocessingDrawing" xmlns:wp="http://schemas.openxmlformats.org/drawingml/2006/wordprocessingDrawing" xmlns:w10="urn:schemas-microsoft-com:office:word" xmlns:w="http://schemas.openxmlformats.org/wordprocessingml/2006/main" xmlns:w14="http://schemas.microsoft.com/office/word/2010/wordml" xmlns:w15="http://schemas.microsoft.com/office/word/2012/wordml" xmlns:w16cex="http://schemas.microsoft.com/office/word/2018/wordml/cex" xmlns:w16cid="http://schemas.microsoft.com/office/word/2016/wordml/cid" xmlns:w16="http://schemas.microsoft.com/office/word/2018/wordml" xmlns:w16sdtdh="http://schemas.microsoft.com/office/word/2020/wordml/sdtdatahash" xmlns:w16se="http://schemas.microsoft.com/office/word/2015/wordml/symex" xmlns:wpg="http://schemas.microsoft.com/office/word/2010/wordprocessingGroup" xmlns:wpi="http://schemas.microsoft.com/office/word/2010/wordprocessingInk" xmlns:wne="http://schemas.microsoft.com/office/word/2006/wordml" xmlns:wps="http://schemas.microsoft.com/office/word/2010/wordprocessingShape" mc:Ignorable="w14 w15 w16se w16cid w16 w16cex w16sdtdh wp14">
   <w:abstractNum w:abstractNumId="0" w15:restartNumberingAfterBreak="0">
     <w:nsid w:val="077E1B8C"/>
     <w:multiLevelType w:val="multilevel"/>
@@ -7803,7 +7811,7 @@
 </file>
 
 <file path=word/styles.xml><?xml version="1.0" encoding="utf-8"?>
-<w:styles xmlns:mc="http://schemas.openxmlformats.org/markup-compatibility/2006" xmlns:r="http://schemas.openxmlformats.org/officeDocument/2006/relationships" xmlns:w="http://schemas.openxmlformats.org/wordprocessingml/2006/main" xmlns:w14="http://schemas.microsoft.com/office/word/2010/wordml" xmlns:w15="http://schemas.microsoft.com/office/word/2012/wordml" xmlns:w16cex="http://schemas.microsoft.com/office/word/2018/wordml/cex" xmlns:w16cid="http://schemas.microsoft.com/office/word/2016/wordml/cid" xmlns:w16="http://schemas.microsoft.com/office/word/2018/wordml" xmlns:w16se="http://schemas.microsoft.com/office/word/2015/wordml/symex" mc:Ignorable="w14 w15 w16se w16cid w16 w16cex">
+<w:styles xmlns:mc="http://schemas.openxmlformats.org/markup-compatibility/2006" xmlns:r="http://schemas.openxmlformats.org/officeDocument/2006/relationships" xmlns:w="http://schemas.openxmlformats.org/wordprocessingml/2006/main" xmlns:w14="http://schemas.microsoft.com/office/word/2010/wordml" xmlns:w15="http://schemas.microsoft.com/office/word/2012/wordml" xmlns:w16cex="http://schemas.microsoft.com/office/word/2018/wordml/cex" xmlns:w16cid="http://schemas.microsoft.com/office/word/2016/wordml/cid" xmlns:w16="http://schemas.microsoft.com/office/word/2018/wordml" xmlns:w16sdtdh="http://schemas.microsoft.com/office/word/2020/wordml/sdtdatahash" xmlns:w16se="http://schemas.microsoft.com/office/word/2015/wordml/symex" mc:Ignorable="w14 w15 w16se w16cid w16 w16cex w16sdtdh">
   <w:docDefaults>
     <w:rPrDefault>
       <w:rPr>
@@ -8197,15 +8205,15 @@
     <w:lsdException w:name="Unresolved Mention" w:semiHidden="1" w:unhideWhenUsed="1"/>
     <w:lsdException w:name="Smart Link" w:semiHidden="1" w:unhideWhenUsed="1"/>
   </w:latentStyles>
-  <w:style w:type="paragraph" w:default="1" w:styleId="a">
+  <w:style w:type="paragraph" w:default="1" w:styleId="Normal">
     <w:name w:val="Normal"/>
     <w:qFormat/>
     <w:rsid w:val="009608C5"/>
   </w:style>
-  <w:style w:type="paragraph" w:styleId="2">
+  <w:style w:type="paragraph" w:styleId="Heading2">
     <w:name w:val="heading 2"/>
-    <w:basedOn w:val="a"/>
-    <w:link w:val="20"/>
+    <w:basedOn w:val="Normal"/>
+    <w:link w:val="Heading2Char"/>
     <w:qFormat/>
     <w:rsid w:val="0090213A"/>
     <w:pPr>
@@ -8221,11 +8229,11 @@
       <w:lang w:eastAsia="ru-RU"/>
     </w:rPr>
   </w:style>
-  <w:style w:type="paragraph" w:styleId="3">
+  <w:style w:type="paragraph" w:styleId="Heading3">
     <w:name w:val="heading 3"/>
-    <w:basedOn w:val="a"/>
-    <w:next w:val="a"/>
-    <w:link w:val="30"/>
+    <w:basedOn w:val="Normal"/>
+    <w:next w:val="Normal"/>
+    <w:link w:val="Heading3Char"/>
     <w:uiPriority w:val="9"/>
     <w:unhideWhenUsed/>
     <w:qFormat/>
@@ -8243,13 +8251,13 @@
       <w:color w:val="4F81BD" w:themeColor="accent1"/>
     </w:rPr>
   </w:style>
-  <w:style w:type="character" w:default="1" w:styleId="a0">
+  <w:style w:type="character" w:default="1" w:styleId="DefaultParagraphFont">
     <w:name w:val="Default Paragraph Font"/>
     <w:uiPriority w:val="1"/>
     <w:semiHidden/>
     <w:unhideWhenUsed/>
   </w:style>
-  <w:style w:type="table" w:default="1" w:styleId="a1">
+  <w:style w:type="table" w:default="1" w:styleId="TableNormal">
     <w:name w:val="Normal Table"/>
     <w:uiPriority w:val="99"/>
     <w:semiHidden/>
@@ -8264,15 +8272,15 @@
       </w:tblCellMar>
     </w:tblPr>
   </w:style>
-  <w:style w:type="numbering" w:default="1" w:styleId="a2">
+  <w:style w:type="numbering" w:default="1" w:styleId="NoList">
     <w:name w:val="No List"/>
     <w:uiPriority w:val="99"/>
     <w:semiHidden/>
     <w:unhideWhenUsed/>
   </w:style>
-  <w:style w:type="character" w:styleId="a3">
+  <w:style w:type="character" w:styleId="Hyperlink">
     <w:name w:val="Hyperlink"/>
-    <w:basedOn w:val="a0"/>
+    <w:basedOn w:val="DefaultParagraphFont"/>
     <w:uiPriority w:val="99"/>
     <w:semiHidden/>
     <w:unhideWhenUsed/>
@@ -8282,9 +8290,9 @@
       <w:u w:val="single"/>
     </w:rPr>
   </w:style>
-  <w:style w:type="paragraph" w:styleId="a4">
+  <w:style w:type="paragraph" w:styleId="ListParagraph">
     <w:name w:val="List Paragraph"/>
-    <w:basedOn w:val="a"/>
+    <w:basedOn w:val="Normal"/>
     <w:uiPriority w:val="34"/>
     <w:qFormat/>
     <w:rsid w:val="0005065A"/>
@@ -8293,10 +8301,10 @@
       <w:contextualSpacing/>
     </w:pPr>
   </w:style>
-  <w:style w:type="character" w:customStyle="1" w:styleId="20">
-    <w:name w:val="Заголовок 2 Знак"/>
-    <w:basedOn w:val="a0"/>
-    <w:link w:val="2"/>
+  <w:style w:type="character" w:customStyle="1" w:styleId="Heading2Char">
+    <w:name w:val="Heading 2 Char"/>
+    <w:basedOn w:val="DefaultParagraphFont"/>
+    <w:link w:val="Heading2"/>
     <w:rsid w:val="0090213A"/>
     <w:rPr>
       <w:rFonts w:ascii="Times New Roman" w:eastAsia="Times New Roman" w:hAnsi="Times New Roman" w:cs="Times New Roman"/>
@@ -8307,10 +8315,10 @@
       <w:lang w:eastAsia="ru-RU"/>
     </w:rPr>
   </w:style>
-  <w:style w:type="character" w:customStyle="1" w:styleId="30">
-    <w:name w:val="Заголовок 3 Знак"/>
-    <w:basedOn w:val="a0"/>
-    <w:link w:val="3"/>
+  <w:style w:type="character" w:customStyle="1" w:styleId="Heading3Char">
+    <w:name w:val="Heading 3 Char"/>
+    <w:basedOn w:val="DefaultParagraphFont"/>
+    <w:link w:val="Heading3"/>
     <w:uiPriority w:val="9"/>
     <w:rsid w:val="0090213A"/>
     <w:rPr>
@@ -8334,10 +8342,10 @@
       <w:lang w:eastAsia="ru-RU"/>
     </w:rPr>
   </w:style>
-  <w:style w:type="paragraph" w:styleId="a5">
+  <w:style w:type="paragraph" w:styleId="FootnoteText">
     <w:name w:val="footnote text"/>
-    <w:basedOn w:val="a"/>
-    <w:link w:val="a6"/>
+    <w:basedOn w:val="Normal"/>
+    <w:link w:val="FootnoteTextChar"/>
     <w:uiPriority w:val="99"/>
     <w:semiHidden/>
     <w:unhideWhenUsed/>
@@ -8350,10 +8358,10 @@
       <w:szCs w:val="20"/>
     </w:rPr>
   </w:style>
-  <w:style w:type="character" w:customStyle="1" w:styleId="a6">
-    <w:name w:val="Текст сноски Знак"/>
-    <w:basedOn w:val="a0"/>
-    <w:link w:val="a5"/>
+  <w:style w:type="character" w:customStyle="1" w:styleId="FootnoteTextChar">
+    <w:name w:val="Footnote Text Char"/>
+    <w:basedOn w:val="DefaultParagraphFont"/>
+    <w:link w:val="FootnoteText"/>
     <w:uiPriority w:val="99"/>
     <w:semiHidden/>
     <w:rsid w:val="000F4259"/>
@@ -8362,9 +8370,9 @@
       <w:szCs w:val="20"/>
     </w:rPr>
   </w:style>
-  <w:style w:type="character" w:styleId="a7">
+  <w:style w:type="character" w:styleId="FootnoteReference">
     <w:name w:val="footnote reference"/>
-    <w:basedOn w:val="a0"/>
+    <w:basedOn w:val="DefaultParagraphFont"/>
     <w:uiPriority w:val="99"/>
     <w:semiHidden/>
     <w:unhideWhenUsed/>

--- a/Тех. задание.docx
+++ b/Тех. задание.docx
@@ -1,6 +1,6 @@
 
 <file path=word/document.xml><?xml version="1.0" encoding="utf-8"?>
-<w:document xmlns:wpc="http://schemas.microsoft.com/office/word/2010/wordprocessingCanvas" xmlns:cx="http://schemas.microsoft.com/office/drawing/2014/chartex" xmlns:cx1="http://schemas.microsoft.com/office/drawing/2015/9/8/chartex" xmlns:cx2="http://schemas.microsoft.com/office/drawing/2015/10/21/chartex" xmlns:cx3="http://schemas.microsoft.com/office/drawing/2016/5/9/chartex" xmlns:cx4="http://schemas.microsoft.com/office/drawing/2016/5/10/chartex" xmlns:cx5="http://schemas.microsoft.com/office/drawing/2016/5/11/chartex" xmlns:cx6="http://schemas.microsoft.com/office/drawing/2016/5/12/chartex" xmlns:cx7="http://schemas.microsoft.com/office/drawing/2016/5/13/chartex" xmlns:cx8="http://schemas.microsoft.com/office/drawing/2016/5/14/chartex" xmlns:mc="http://schemas.openxmlformats.org/markup-compatibility/2006" xmlns:aink="http://schemas.microsoft.com/office/drawing/2016/ink" xmlns:am3d="http://schemas.microsoft.com/office/drawing/2017/model3d" xmlns:o="urn:schemas-microsoft-com:office:office" xmlns:r="http://schemas.openxmlformats.org/officeDocument/2006/relationships" xmlns:m="http://schemas.openxmlformats.org/officeDocument/2006/math" xmlns:v="urn:schemas-microsoft-com:vml" xmlns:wp14="http://schemas.microsoft.com/office/word/2010/wordprocessingDrawing" xmlns:wp="http://schemas.openxmlformats.org/drawingml/2006/wordprocessingDrawing" xmlns:w10="urn:schemas-microsoft-com:office:word" xmlns:w="http://schemas.openxmlformats.org/wordprocessingml/2006/main" xmlns:w14="http://schemas.microsoft.com/office/word/2010/wordml" xmlns:w15="http://schemas.microsoft.com/office/word/2012/wordml" xmlns:w16cex="http://schemas.microsoft.com/office/word/2018/wordml/cex" xmlns:w16cid="http://schemas.microsoft.com/office/word/2016/wordml/cid" xmlns:w16="http://schemas.microsoft.com/office/word/2018/wordml" xmlns:w16sdtdh="http://schemas.microsoft.com/office/word/2020/wordml/sdtdatahash" xmlns:w16se="http://schemas.microsoft.com/office/word/2015/wordml/symex" xmlns:wpg="http://schemas.microsoft.com/office/word/2010/wordprocessingGroup" xmlns:wpi="http://schemas.microsoft.com/office/word/2010/wordprocessingInk" xmlns:wne="http://schemas.microsoft.com/office/word/2006/wordml" xmlns:wps="http://schemas.microsoft.com/office/word/2010/wordprocessingShape" mc:Ignorable="w14 w15 w16se w16cid w16 w16cex w16sdtdh wp14">
+<w:document xmlns:wpc="http://schemas.microsoft.com/office/word/2010/wordprocessingCanvas" xmlns:cx="http://schemas.microsoft.com/office/drawing/2014/chartex" xmlns:mc="http://schemas.openxmlformats.org/markup-compatibility/2006" xmlns:o="urn:schemas-microsoft-com:office:office" xmlns:r="http://schemas.openxmlformats.org/officeDocument/2006/relationships" xmlns:m="http://schemas.openxmlformats.org/officeDocument/2006/math" xmlns:v="urn:schemas-microsoft-com:vml" xmlns:wp14="http://schemas.microsoft.com/office/word/2010/wordprocessingDrawing" xmlns:wp="http://schemas.openxmlformats.org/drawingml/2006/wordprocessingDrawing" xmlns:w10="urn:schemas-microsoft-com:office:word" xmlns:w="http://schemas.openxmlformats.org/wordprocessingml/2006/main" xmlns:w14="http://schemas.microsoft.com/office/word/2010/wordml" xmlns:w15="http://schemas.microsoft.com/office/word/2012/wordml" xmlns:w16se="http://schemas.microsoft.com/office/word/2015/wordml/symex" xmlns:wpg="http://schemas.microsoft.com/office/word/2010/wordprocessingGroup" xmlns:wpi="http://schemas.microsoft.com/office/word/2010/wordprocessingInk" xmlns:wne="http://schemas.microsoft.com/office/word/2006/wordml" xmlns:wps="http://schemas.microsoft.com/office/word/2010/wordprocessingShape" mc:Ignorable="w14 w15 w16se wp14">
   <w:body>
     <w:tbl>
       <w:tblPr>
@@ -353,7 +353,6 @@
                     <w:jc w:val="center"/>
                     <w:rPr>
                       <w:rFonts w:ascii="Times New Roman" w:hAnsi="Times New Roman" w:cs="Times New Roman"/>
-                      <w:lang w:val="en-US"/>
                     </w:rPr>
                   </w:pPr>
                   <w:r>
@@ -361,14 +360,7 @@
                       <w:rFonts w:ascii="Times New Roman" w:hAnsi="Times New Roman" w:cs="Times New Roman"/>
                       <w:highlight w:val="yellow"/>
                     </w:rPr>
-                    <w:t xml:space="preserve">Листов </w:t>
-                  </w:r>
-                  <w:r>
-                    <w:rPr>
-                      <w:rFonts w:ascii="Times New Roman" w:hAnsi="Times New Roman" w:cs="Times New Roman"/>
-                      <w:lang w:val="en-US"/>
-                    </w:rPr>
-                    <w:t>9</w:t>
+                    <w:t>Листов 8</w:t>
                   </w:r>
                 </w:p>
                 <w:p/>
@@ -937,7 +929,7 @@
     </w:p>
     <w:p>
       <w:pPr>
-        <w:pStyle w:val="ListParagraph"/>
+        <w:pStyle w:val="a4"/>
         <w:numPr>
           <w:ilvl w:val="0"/>
           <w:numId w:val="16"/>
@@ -1250,7 +1242,7 @@
     </w:p>
     <w:p>
       <w:pPr>
-        <w:pStyle w:val="ListParagraph"/>
+        <w:pStyle w:val="a4"/>
         <w:numPr>
           <w:ilvl w:val="0"/>
           <w:numId w:val="19"/>
@@ -1274,7 +1266,7 @@
     </w:p>
     <w:p>
       <w:pPr>
-        <w:pStyle w:val="ListParagraph"/>
+        <w:pStyle w:val="a4"/>
         <w:numPr>
           <w:ilvl w:val="0"/>
           <w:numId w:val="19"/>
@@ -1298,7 +1290,7 @@
     </w:p>
     <w:p>
       <w:pPr>
-        <w:pStyle w:val="ListParagraph"/>
+        <w:pStyle w:val="a4"/>
         <w:numPr>
           <w:ilvl w:val="1"/>
           <w:numId w:val="19"/>
@@ -1346,7 +1338,7 @@
     </w:p>
     <w:p>
       <w:pPr>
-        <w:pStyle w:val="ListParagraph"/>
+        <w:pStyle w:val="a4"/>
         <w:numPr>
           <w:ilvl w:val="2"/>
           <w:numId w:val="19"/>
@@ -1378,7 +1370,7 @@
     </w:p>
     <w:p>
       <w:pPr>
-        <w:pStyle w:val="ListParagraph"/>
+        <w:pStyle w:val="a4"/>
         <w:numPr>
           <w:ilvl w:val="2"/>
           <w:numId w:val="19"/>
@@ -1410,7 +1402,7 @@
     </w:p>
     <w:p>
       <w:pPr>
-        <w:pStyle w:val="ListParagraph"/>
+        <w:pStyle w:val="a4"/>
         <w:numPr>
           <w:ilvl w:val="2"/>
           <w:numId w:val="19"/>
@@ -1442,7 +1434,7 @@
     </w:p>
     <w:p>
       <w:pPr>
-        <w:pStyle w:val="ListParagraph"/>
+        <w:pStyle w:val="a4"/>
         <w:numPr>
           <w:ilvl w:val="1"/>
           <w:numId w:val="19"/>
@@ -1466,7 +1458,7 @@
     </w:p>
     <w:p>
       <w:pPr>
-        <w:pStyle w:val="ListParagraph"/>
+        <w:pStyle w:val="a4"/>
         <w:numPr>
           <w:ilvl w:val="1"/>
           <w:numId w:val="19"/>
@@ -1538,7 +1530,7 @@
     </w:p>
     <w:p>
       <w:pPr>
-        <w:pStyle w:val="ListParagraph"/>
+        <w:pStyle w:val="a4"/>
         <w:numPr>
           <w:ilvl w:val="1"/>
           <w:numId w:val="19"/>
@@ -1594,7 +1586,7 @@
     </w:p>
     <w:p>
       <w:pPr>
-        <w:pStyle w:val="ListParagraph"/>
+        <w:pStyle w:val="a4"/>
         <w:numPr>
           <w:ilvl w:val="1"/>
           <w:numId w:val="19"/>
@@ -1618,7 +1610,7 @@
     </w:p>
     <w:p>
       <w:pPr>
-        <w:pStyle w:val="ListParagraph"/>
+        <w:pStyle w:val="a4"/>
         <w:numPr>
           <w:ilvl w:val="1"/>
           <w:numId w:val="19"/>
@@ -1642,7 +1634,7 @@
     </w:p>
     <w:p>
       <w:pPr>
-        <w:pStyle w:val="ListParagraph"/>
+        <w:pStyle w:val="a4"/>
         <w:numPr>
           <w:ilvl w:val="0"/>
           <w:numId w:val="19"/>
@@ -1667,7 +1659,7 @@
     </w:p>
     <w:p>
       <w:pPr>
-        <w:pStyle w:val="ListParagraph"/>
+        <w:pStyle w:val="a4"/>
         <w:numPr>
           <w:ilvl w:val="1"/>
           <w:numId w:val="19"/>
@@ -1691,7 +1683,7 @@
     </w:p>
     <w:p>
       <w:pPr>
-        <w:pStyle w:val="ListParagraph"/>
+        <w:pStyle w:val="a4"/>
         <w:numPr>
           <w:ilvl w:val="2"/>
           <w:numId w:val="19"/>
@@ -1715,7 +1707,7 @@
     </w:p>
     <w:p>
       <w:pPr>
-        <w:pStyle w:val="ListParagraph"/>
+        <w:pStyle w:val="a4"/>
         <w:numPr>
           <w:ilvl w:val="1"/>
           <w:numId w:val="19"/>
@@ -1755,7 +1747,7 @@
     </w:p>
     <w:p>
       <w:pPr>
-        <w:pStyle w:val="ListParagraph"/>
+        <w:pStyle w:val="a4"/>
         <w:numPr>
           <w:ilvl w:val="2"/>
           <w:numId w:val="19"/>
@@ -1795,7 +1787,7 @@
     </w:p>
     <w:p>
       <w:pPr>
-        <w:pStyle w:val="ListParagraph"/>
+        <w:pStyle w:val="a4"/>
         <w:numPr>
           <w:ilvl w:val="2"/>
           <w:numId w:val="19"/>
@@ -1819,7 +1811,7 @@
     </w:p>
     <w:p>
       <w:pPr>
-        <w:pStyle w:val="ListParagraph"/>
+        <w:pStyle w:val="a4"/>
         <w:numPr>
           <w:ilvl w:val="2"/>
           <w:numId w:val="19"/>
@@ -1843,7 +1835,7 @@
     </w:p>
     <w:p>
       <w:pPr>
-        <w:pStyle w:val="ListParagraph"/>
+        <w:pStyle w:val="a4"/>
         <w:numPr>
           <w:ilvl w:val="2"/>
           <w:numId w:val="19"/>
@@ -1867,7 +1859,7 @@
     </w:p>
     <w:p>
       <w:pPr>
-        <w:pStyle w:val="ListParagraph"/>
+        <w:pStyle w:val="a4"/>
         <w:numPr>
           <w:ilvl w:val="1"/>
           <w:numId w:val="19"/>
@@ -1899,7 +1891,7 @@
     </w:p>
     <w:p>
       <w:pPr>
-        <w:pStyle w:val="ListParagraph"/>
+        <w:pStyle w:val="a4"/>
         <w:numPr>
           <w:ilvl w:val="2"/>
           <w:numId w:val="19"/>
@@ -1931,7 +1923,7 @@
     </w:p>
     <w:p>
       <w:pPr>
-        <w:pStyle w:val="ListParagraph"/>
+        <w:pStyle w:val="a4"/>
         <w:numPr>
           <w:ilvl w:val="1"/>
           <w:numId w:val="19"/>
@@ -1955,7 +1947,7 @@
     </w:p>
     <w:p>
       <w:pPr>
-        <w:pStyle w:val="ListParagraph"/>
+        <w:pStyle w:val="a4"/>
         <w:numPr>
           <w:ilvl w:val="2"/>
           <w:numId w:val="19"/>
@@ -1979,7 +1971,7 @@
     </w:p>
     <w:p>
       <w:pPr>
-        <w:pStyle w:val="ListParagraph"/>
+        <w:pStyle w:val="a4"/>
         <w:numPr>
           <w:ilvl w:val="0"/>
           <w:numId w:val="19"/>
@@ -2003,7 +1995,7 @@
     </w:p>
     <w:p>
       <w:pPr>
-        <w:pStyle w:val="ListParagraph"/>
+        <w:pStyle w:val="a4"/>
         <w:numPr>
           <w:ilvl w:val="0"/>
           <w:numId w:val="19"/>
@@ -2027,134 +2019,6 @@
     </w:p>
     <w:p>
       <w:pPr>
-        <w:pStyle w:val="ListParagraph"/>
-        <w:numPr>
-          <w:ilvl w:val="0"/>
-          <w:numId w:val="19"/>
-        </w:numPr>
-        <w:spacing w:line="360" w:lineRule="auto"/>
-        <w:jc w:val="both"/>
-        <w:rPr>
-          <w:rFonts w:ascii="Times New Roman" w:hAnsi="Times New Roman" w:cs="Times New Roman"/>
-          <w:sz w:val="24"/>
-          <w:szCs w:val="28"/>
-        </w:rPr>
-      </w:pPr>
-      <w:r>
-        <w:rPr>
-          <w:rFonts w:ascii="Times New Roman" w:hAnsi="Times New Roman" w:cs="Times New Roman"/>
-          <w:sz w:val="24"/>
-          <w:szCs w:val="28"/>
-        </w:rPr>
-        <w:t>Интерфейс приложения должен быть:</w:t>
-      </w:r>
-    </w:p>
-    <w:p>
-      <w:pPr>
-        <w:pStyle w:val="ListParagraph"/>
-        <w:numPr>
-          <w:ilvl w:val="1"/>
-          <w:numId w:val="19"/>
-        </w:numPr>
-        <w:spacing w:line="360" w:lineRule="auto"/>
-        <w:jc w:val="both"/>
-        <w:rPr>
-          <w:rFonts w:ascii="Times New Roman" w:hAnsi="Times New Roman" w:cs="Times New Roman"/>
-          <w:sz w:val="24"/>
-          <w:szCs w:val="28"/>
-        </w:rPr>
-      </w:pPr>
-      <w:r>
-        <w:rPr>
-          <w:rFonts w:ascii="Times New Roman" w:hAnsi="Times New Roman" w:cs="Times New Roman"/>
-          <w:sz w:val="24"/>
-          <w:szCs w:val="28"/>
-        </w:rPr>
-        <w:t>Интуитивно понятным;</w:t>
-      </w:r>
-    </w:p>
-    <w:p>
-      <w:pPr>
-        <w:pStyle w:val="ListParagraph"/>
-        <w:numPr>
-          <w:ilvl w:val="1"/>
-          <w:numId w:val="19"/>
-        </w:numPr>
-        <w:spacing w:line="360" w:lineRule="auto"/>
-        <w:jc w:val="both"/>
-        <w:rPr>
-          <w:rFonts w:ascii="Times New Roman" w:hAnsi="Times New Roman" w:cs="Times New Roman"/>
-          <w:sz w:val="24"/>
-          <w:szCs w:val="28"/>
-        </w:rPr>
-      </w:pPr>
-      <w:r>
-        <w:rPr>
-          <w:rFonts w:ascii="Times New Roman" w:hAnsi="Times New Roman" w:cs="Times New Roman"/>
-          <w:sz w:val="24"/>
-          <w:szCs w:val="28"/>
-        </w:rPr>
-        <w:t>Привлекательным;</w:t>
-      </w:r>
-    </w:p>
-    <w:p>
-      <w:pPr>
-        <w:pStyle w:val="ListParagraph"/>
-        <w:numPr>
-          <w:ilvl w:val="1"/>
-          <w:numId w:val="19"/>
-        </w:numPr>
-        <w:spacing w:line="360" w:lineRule="auto"/>
-        <w:jc w:val="both"/>
-        <w:rPr>
-          <w:rFonts w:ascii="Times New Roman" w:hAnsi="Times New Roman" w:cs="Times New Roman"/>
-          <w:sz w:val="24"/>
-          <w:szCs w:val="28"/>
-        </w:rPr>
-      </w:pPr>
-      <w:r>
-        <w:rPr>
-          <w:rFonts w:ascii="Times New Roman" w:hAnsi="Times New Roman" w:cs="Times New Roman"/>
-          <w:sz w:val="24"/>
-          <w:szCs w:val="28"/>
-        </w:rPr>
-        <w:t xml:space="preserve">Эффективным, т.е. </w:t>
-      </w:r>
-      <w:r>
-        <w:rPr>
-          <w:rFonts w:ascii="Times New Roman" w:hAnsi="Times New Roman" w:cs="Times New Roman"/>
-          <w:sz w:val="24"/>
-          <w:szCs w:val="28"/>
-        </w:rPr>
-        <w:t>в данном разделе</w:t>
-      </w:r>
-      <w:r>
-        <w:rPr>
-          <w:rFonts w:ascii="Times New Roman" w:hAnsi="Times New Roman" w:cs="Times New Roman"/>
-          <w:sz w:val="24"/>
-          <w:szCs w:val="28"/>
-        </w:rPr>
-        <w:t xml:space="preserve"> </w:t>
-      </w:r>
-      <w:r>
-        <w:rPr>
-          <w:rFonts w:ascii="Times New Roman" w:hAnsi="Times New Roman" w:cs="Times New Roman"/>
-          <w:sz w:val="24"/>
-          <w:szCs w:val="28"/>
-        </w:rPr>
-        <w:t>должны быть функции только для этого раздела, без всех функций проекта</w:t>
-      </w:r>
-      <w:r>
-        <w:rPr>
-          <w:rFonts w:ascii="Times New Roman" w:hAnsi="Times New Roman" w:cs="Times New Roman"/>
-          <w:sz w:val="24"/>
-          <w:szCs w:val="28"/>
-        </w:rPr>
-        <w:t>;</w:t>
-      </w:r>
-    </w:p>
-    <w:p>
-      <w:pPr>
         <w:spacing w:after="0" w:line="360" w:lineRule="auto"/>
         <w:ind w:firstLine="709"/>
         <w:jc w:val="both"/>
@@ -2170,20 +2034,12 @@
           <w:sz w:val="24"/>
           <w:szCs w:val="28"/>
         </w:rPr>
-        <w:t xml:space="preserve"> </w:t>
-      </w:r>
-      <w:r>
-        <w:rPr>
-          <w:rFonts w:ascii="Times New Roman" w:hAnsi="Times New Roman" w:cs="Times New Roman"/>
-          <w:sz w:val="24"/>
-          <w:szCs w:val="28"/>
-        </w:rPr>
         <w:t>Функциональные характеристики могут быть изменены в ходе разработки проекта.</w:t>
       </w:r>
     </w:p>
     <w:p>
       <w:pPr>
-        <w:pStyle w:val="Heading2"/>
+        <w:pStyle w:val="2"/>
         <w:spacing w:after="240" w:afterAutospacing="0"/>
         <w:ind w:firstLine="708"/>
       </w:pPr>
@@ -2235,7 +2091,7 @@
     </w:p>
     <w:p>
       <w:pPr>
-        <w:pStyle w:val="ListParagraph"/>
+        <w:pStyle w:val="a4"/>
         <w:numPr>
           <w:ilvl w:val="0"/>
           <w:numId w:val="22"/>
@@ -2259,7 +2115,7 @@
     </w:p>
     <w:p>
       <w:pPr>
-        <w:pStyle w:val="ListParagraph"/>
+        <w:pStyle w:val="a4"/>
         <w:numPr>
           <w:ilvl w:val="0"/>
           <w:numId w:val="22"/>
@@ -2283,7 +2139,7 @@
     </w:p>
     <w:p>
       <w:pPr>
-        <w:pStyle w:val="ListParagraph"/>
+        <w:pStyle w:val="a4"/>
         <w:numPr>
           <w:ilvl w:val="0"/>
           <w:numId w:val="22"/>
@@ -2302,13 +2158,12 @@
           <w:sz w:val="24"/>
           <w:szCs w:val="28"/>
         </w:rPr>
-        <w:lastRenderedPageBreak/>
         <w:t xml:space="preserve">регулярным выполнением требований ГОСТ 51188-98. Защита информации. Испытания программных средств на наличие компьютерных вирусов; </w:t>
       </w:r>
     </w:p>
     <w:p>
       <w:pPr>
-        <w:pStyle w:val="ListParagraph"/>
+        <w:pStyle w:val="a4"/>
         <w:numPr>
           <w:ilvl w:val="0"/>
           <w:numId w:val="22"/>
@@ -2319,13 +2174,15 @@
           <w:rFonts w:ascii="Times New Roman" w:hAnsi="Times New Roman" w:cs="Times New Roman"/>
           <w:sz w:val="24"/>
           <w:szCs w:val="28"/>
-        </w:rPr>
-      </w:pPr>
-      <w:r>
-        <w:rPr>
-          <w:rFonts w:ascii="Times New Roman" w:hAnsi="Times New Roman" w:cs="Times New Roman"/>
-          <w:sz w:val="24"/>
-          <w:szCs w:val="28"/>
+          <w:highlight w:val="yellow"/>
+        </w:rPr>
+      </w:pPr>
+      <w:r>
+        <w:rPr>
+          <w:rFonts w:ascii="Times New Roman" w:hAnsi="Times New Roman" w:cs="Times New Roman"/>
+          <w:sz w:val="24"/>
+          <w:szCs w:val="28"/>
+          <w:highlight w:val="yellow"/>
         </w:rPr>
         <w:t xml:space="preserve">необходимым уровнем квалификации сотрудников профильных подразделений. </w:t>
       </w:r>
@@ -2352,7 +2209,7 @@
     </w:p>
     <w:p>
       <w:pPr>
-        <w:pStyle w:val="ListParagraph"/>
+        <w:pStyle w:val="a4"/>
         <w:numPr>
           <w:ilvl w:val="0"/>
           <w:numId w:val="21"/>
@@ -2376,7 +2233,7 @@
     </w:p>
     <w:p>
       <w:pPr>
-        <w:pStyle w:val="ListParagraph"/>
+        <w:pStyle w:val="a4"/>
         <w:numPr>
           <w:ilvl w:val="0"/>
           <w:numId w:val="21"/>
@@ -2395,12 +2252,13 @@
           <w:sz w:val="24"/>
           <w:szCs w:val="28"/>
         </w:rPr>
+        <w:lastRenderedPageBreak/>
         <w:t xml:space="preserve">система автоматического обновления программы; </w:t>
       </w:r>
     </w:p>
     <w:p>
       <w:pPr>
-        <w:pStyle w:val="ListParagraph"/>
+        <w:pStyle w:val="a4"/>
         <w:numPr>
           <w:ilvl w:val="0"/>
           <w:numId w:val="21"/>
@@ -2424,7 +2282,7 @@
     </w:p>
     <w:p>
       <w:pPr>
-        <w:pStyle w:val="ListParagraph"/>
+        <w:pStyle w:val="a4"/>
         <w:numPr>
           <w:ilvl w:val="0"/>
           <w:numId w:val="21"/>
@@ -2448,6 +2306,30 @@
     </w:p>
     <w:p>
       <w:pPr>
+        <w:pStyle w:val="a4"/>
+        <w:numPr>
+          <w:ilvl w:val="0"/>
+          <w:numId w:val="21"/>
+        </w:numPr>
+        <w:spacing w:after="0" w:line="360" w:lineRule="auto"/>
+        <w:jc w:val="both"/>
+        <w:rPr>
+          <w:rFonts w:ascii="Times New Roman" w:hAnsi="Times New Roman" w:cs="Times New Roman"/>
+          <w:sz w:val="24"/>
+          <w:szCs w:val="28"/>
+        </w:rPr>
+      </w:pPr>
+      <w:r>
+        <w:rPr>
+          <w:rFonts w:ascii="Times New Roman" w:hAnsi="Times New Roman" w:cs="Times New Roman"/>
+          <w:sz w:val="24"/>
+          <w:szCs w:val="28"/>
+        </w:rPr>
+        <w:t>обработка ситуаций аварийного завершения работы сервера</w:t>
+      </w:r>
+    </w:p>
+    <w:p>
+      <w:pPr>
         <w:spacing w:before="240" w:line="360" w:lineRule="auto"/>
         <w:ind w:firstLine="709"/>
         <w:jc w:val="both"/>
@@ -2588,27 +2470,89 @@
         <w:jc w:val="both"/>
         <w:rPr>
           <w:rFonts w:ascii="Times New Roman" w:hAnsi="Times New Roman" w:cs="Times New Roman"/>
-          <w:b/>
-          <w:sz w:val="24"/>
-          <w:szCs w:val="28"/>
-        </w:rPr>
-      </w:pPr>
-      <w:r>
-        <w:rPr>
-          <w:rFonts w:ascii="Times New Roman" w:hAnsi="Times New Roman" w:cs="Times New Roman"/>
-          <w:sz w:val="24"/>
-          <w:szCs w:val="28"/>
-        </w:rPr>
-        <w:t>Конкретный состав, должностные обязанности, режим и технология работы Службы эксплуатации должны быть определены на стадии «Технорабочий проект» на основании утверждаемой Заказчиком организационно-штатной структуры.</w:t>
-      </w:r>
-      <w:r>
-        <w:rPr>
-          <w:rFonts w:ascii="Times New Roman" w:hAnsi="Times New Roman" w:cs="Times New Roman"/>
-          <w:b/>
-          <w:sz w:val="24"/>
-          <w:szCs w:val="28"/>
-        </w:rPr>
-        <w:t xml:space="preserve"> </w:t>
+          <w:sz w:val="24"/>
+          <w:szCs w:val="28"/>
+        </w:rPr>
+      </w:pPr>
+      <w:r>
+        <w:rPr>
+          <w:rFonts w:ascii="Times New Roman" w:hAnsi="Times New Roman" w:cs="Times New Roman"/>
+          <w:sz w:val="24"/>
+          <w:szCs w:val="28"/>
+        </w:rPr>
+        <w:t>Для обслуживания и поддержания Системы необходимы:</w:t>
+      </w:r>
+    </w:p>
+    <w:p>
+      <w:pPr>
+        <w:pStyle w:val="a4"/>
+        <w:numPr>
+          <w:ilvl w:val="0"/>
+          <w:numId w:val="23"/>
+        </w:numPr>
+        <w:spacing w:before="240" w:line="360" w:lineRule="auto"/>
+        <w:jc w:val="both"/>
+        <w:rPr>
+          <w:rFonts w:ascii="Times New Roman" w:hAnsi="Times New Roman" w:cs="Times New Roman"/>
+          <w:sz w:val="24"/>
+          <w:szCs w:val="28"/>
+        </w:rPr>
+      </w:pPr>
+      <w:r>
+        <w:rPr>
+          <w:rFonts w:ascii="Times New Roman" w:hAnsi="Times New Roman" w:cs="Times New Roman"/>
+          <w:sz w:val="24"/>
+          <w:szCs w:val="28"/>
+        </w:rPr>
+        <w:t>Системный администратор имеющий</w:t>
+      </w:r>
+      <w:r>
+        <w:rPr>
+          <w:rFonts w:ascii="Times New Roman" w:hAnsi="Times New Roman" w:cs="Times New Roman"/>
+          <w:sz w:val="24"/>
+          <w:szCs w:val="28"/>
+        </w:rPr>
+        <w:t xml:space="preserve"> знания и</w:t>
+      </w:r>
+      <w:r>
+        <w:rPr>
+          <w:rFonts w:ascii="Times New Roman" w:hAnsi="Times New Roman" w:cs="Times New Roman"/>
+          <w:sz w:val="24"/>
+          <w:szCs w:val="28"/>
+        </w:rPr>
+        <w:t xml:space="preserve"> опыт в настройке и поддержке локальных сетей</w:t>
+      </w:r>
+      <w:r>
+        <w:rPr>
+          <w:rFonts w:ascii="Times New Roman" w:hAnsi="Times New Roman" w:cs="Times New Roman"/>
+          <w:sz w:val="24"/>
+          <w:szCs w:val="28"/>
+        </w:rPr>
+        <w:t>;</w:t>
+      </w:r>
+    </w:p>
+    <w:p>
+      <w:pPr>
+        <w:pStyle w:val="a4"/>
+        <w:numPr>
+          <w:ilvl w:val="0"/>
+          <w:numId w:val="23"/>
+        </w:numPr>
+        <w:spacing w:before="240" w:line="360" w:lineRule="auto"/>
+        <w:jc w:val="both"/>
+        <w:rPr>
+          <w:rFonts w:ascii="Times New Roman" w:hAnsi="Times New Roman" w:cs="Times New Roman"/>
+          <w:sz w:val="24"/>
+          <w:szCs w:val="28"/>
+        </w:rPr>
+      </w:pPr>
+      <w:r>
+        <w:rPr>
+          <w:rFonts w:ascii="Times New Roman" w:hAnsi="Times New Roman" w:cs="Times New Roman"/>
+          <w:sz w:val="24"/>
+          <w:szCs w:val="28"/>
+        </w:rPr>
+        <w:t>Администратор базы данных имеющий знания и опыт в администрировании баз данных, практические навыки резервирования и восстановления данных;</w:t>
       </w:r>
     </w:p>
     <w:p>
@@ -2619,17 +2563,61 @@
         <w:rPr>
           <w:rFonts w:ascii="Times New Roman" w:hAnsi="Times New Roman" w:cs="Times New Roman"/>
           <w:b/>
-          <w:sz w:val="28"/>
-          <w:szCs w:val="28"/>
-        </w:rPr>
-      </w:pPr>
-      <w:r>
+          <w:sz w:val="24"/>
+          <w:szCs w:val="28"/>
+        </w:rPr>
+      </w:pPr>
+      <w:r>
+        <w:rPr>
+          <w:rFonts w:ascii="Times New Roman" w:hAnsi="Times New Roman" w:cs="Times New Roman"/>
+          <w:sz w:val="24"/>
+          <w:szCs w:val="28"/>
+        </w:rPr>
+        <w:t>Конкретный состав, должностные обязанности, режим и технология работы Службы эксплуатации должны быть определены на стадии «Технорабочий проект» на основании утверждаемой Заказчиком организационно-штатной структуры.</w:t>
+      </w:r>
+      <w:r>
+        <w:rPr>
+          <w:rFonts w:ascii="Times New Roman" w:hAnsi="Times New Roman" w:cs="Times New Roman"/>
+          <w:b/>
+          <w:sz w:val="24"/>
+          <w:szCs w:val="28"/>
+        </w:rPr>
+        <w:t xml:space="preserve"> </w:t>
+      </w:r>
+    </w:p>
+    <w:p>
+      <w:pPr>
+        <w:spacing w:before="240" w:line="360" w:lineRule="auto"/>
+        <w:ind w:firstLine="709"/>
+        <w:jc w:val="both"/>
+        <w:rPr>
+          <w:rFonts w:ascii="Times New Roman" w:hAnsi="Times New Roman" w:cs="Times New Roman"/>
+          <w:b/>
+          <w:sz w:val="24"/>
+          <w:szCs w:val="28"/>
+        </w:rPr>
+      </w:pPr>
+    </w:p>
+    <w:p>
+      <w:pPr>
+        <w:spacing w:before="240" w:line="360" w:lineRule="auto"/>
+        <w:ind w:firstLine="709"/>
+        <w:jc w:val="both"/>
         <w:rPr>
           <w:rFonts w:ascii="Times New Roman" w:hAnsi="Times New Roman" w:cs="Times New Roman"/>
           <w:b/>
           <w:sz w:val="28"/>
           <w:szCs w:val="28"/>
         </w:rPr>
+      </w:pPr>
+      <w:r>
+        <w:rPr>
+          <w:rFonts w:ascii="Times New Roman" w:hAnsi="Times New Roman" w:cs="Times New Roman"/>
+          <w:b/>
+          <w:sz w:val="28"/>
+          <w:szCs w:val="28"/>
+        </w:rPr>
+        <w:lastRenderedPageBreak/>
         <w:t xml:space="preserve">3.3. Требования к составу и параметрам технических средств </w:t>
       </w:r>
     </w:p>
@@ -2652,13 +2640,12 @@
           <w:sz w:val="24"/>
           <w:szCs w:val="24"/>
         </w:rPr>
-        <w:lastRenderedPageBreak/>
         <w:t>Для работы программного обеспечения необходимы:</w:t>
       </w:r>
     </w:p>
     <w:p>
       <w:pPr>
-        <w:pStyle w:val="ListParagraph"/>
+        <w:pStyle w:val="a4"/>
         <w:numPr>
           <w:ilvl w:val="0"/>
           <w:numId w:val="20"/>
@@ -2679,12 +2666,405 @@
           <w:sz w:val="24"/>
           <w:szCs w:val="24"/>
         </w:rPr>
-        <w:t>Сервер предоставляющийся заказчиком, на котором будет расположена база данных для хранения информации и серверная часть ПО, необходимая для направления запросов от пользователей к БД;</w:t>
-      </w:r>
-    </w:p>
-    <w:p>
-      <w:pPr>
-        <w:pStyle w:val="ListParagraph"/>
+        <w:t>Сервер предоставляющийся заказчиком, на котором будет расположена база данных для хранения информации и серверная часть ПО, необходимая для направления</w:t>
+      </w:r>
+      <w:r>
+        <w:rPr>
+          <w:rFonts w:ascii="Times New Roman" w:hAnsi="Times New Roman" w:cs="Times New Roman"/>
+          <w:bCs/>
+          <w:sz w:val="24"/>
+          <w:szCs w:val="24"/>
+        </w:rPr>
+        <w:t xml:space="preserve"> запросов от пользователей к БД, на базе компьютера с характеристиками:</w:t>
+      </w:r>
+    </w:p>
+    <w:p>
+      <w:pPr>
+        <w:pStyle w:val="a4"/>
+        <w:numPr>
+          <w:ilvl w:val="1"/>
+          <w:numId w:val="20"/>
+        </w:numPr>
+        <w:spacing w:before="240" w:line="360" w:lineRule="auto"/>
+        <w:jc w:val="both"/>
+        <w:rPr>
+          <w:rFonts w:ascii="Times New Roman" w:hAnsi="Times New Roman" w:cs="Times New Roman"/>
+          <w:bCs/>
+          <w:sz w:val="24"/>
+          <w:szCs w:val="24"/>
+        </w:rPr>
+      </w:pPr>
+      <w:r>
+        <w:rPr>
+          <w:rFonts w:ascii="Times New Roman" w:hAnsi="Times New Roman" w:cs="Times New Roman"/>
+          <w:bCs/>
+          <w:sz w:val="24"/>
+          <w:szCs w:val="24"/>
+        </w:rPr>
+        <w:t>ЦПУ:</w:t>
+      </w:r>
+    </w:p>
+    <w:p>
+      <w:pPr>
+        <w:pStyle w:val="a4"/>
+        <w:numPr>
+          <w:ilvl w:val="2"/>
+          <w:numId w:val="20"/>
+        </w:numPr>
+        <w:spacing w:before="240" w:line="360" w:lineRule="auto"/>
+        <w:jc w:val="both"/>
+        <w:rPr>
+          <w:rFonts w:ascii="Times New Roman" w:hAnsi="Times New Roman" w:cs="Times New Roman"/>
+          <w:bCs/>
+          <w:sz w:val="24"/>
+          <w:szCs w:val="24"/>
+        </w:rPr>
+      </w:pPr>
+      <w:r>
+        <w:rPr>
+          <w:rFonts w:ascii="Times New Roman" w:hAnsi="Times New Roman" w:cs="Times New Roman"/>
+          <w:bCs/>
+          <w:sz w:val="24"/>
+          <w:szCs w:val="24"/>
+        </w:rPr>
+        <w:t xml:space="preserve"> </w:t>
+      </w:r>
+      <w:r>
+        <w:rPr>
+          <w:rFonts w:ascii="Times New Roman" w:hAnsi="Times New Roman" w:cs="Times New Roman"/>
+          <w:bCs/>
+          <w:sz w:val="24"/>
+          <w:szCs w:val="24"/>
+        </w:rPr>
+        <w:t>минимальная базовая тактовая частота 2.0 ГГц;</w:t>
+      </w:r>
+    </w:p>
+    <w:p>
+      <w:pPr>
+        <w:pStyle w:val="a4"/>
+        <w:numPr>
+          <w:ilvl w:val="2"/>
+          <w:numId w:val="20"/>
+        </w:numPr>
+        <w:spacing w:before="240" w:line="360" w:lineRule="auto"/>
+        <w:jc w:val="both"/>
+        <w:rPr>
+          <w:rFonts w:ascii="Times New Roman" w:hAnsi="Times New Roman" w:cs="Times New Roman"/>
+          <w:bCs/>
+          <w:sz w:val="24"/>
+          <w:szCs w:val="24"/>
+        </w:rPr>
+      </w:pPr>
+      <w:r>
+        <w:rPr>
+          <w:rFonts w:ascii="Times New Roman" w:hAnsi="Times New Roman" w:cs="Times New Roman"/>
+          <w:bCs/>
+          <w:sz w:val="24"/>
+          <w:szCs w:val="24"/>
+        </w:rPr>
+        <w:t xml:space="preserve"> </w:t>
+      </w:r>
+      <w:r>
+        <w:rPr>
+          <w:rFonts w:ascii="Times New Roman" w:hAnsi="Times New Roman" w:cs="Times New Roman"/>
+          <w:bCs/>
+          <w:sz w:val="24"/>
+          <w:szCs w:val="24"/>
+        </w:rPr>
+        <w:t>количество физических ядер не менее 2;</w:t>
+      </w:r>
+    </w:p>
+    <w:p>
+      <w:pPr>
+        <w:pStyle w:val="a4"/>
+        <w:numPr>
+          <w:ilvl w:val="2"/>
+          <w:numId w:val="20"/>
+        </w:numPr>
+        <w:spacing w:before="240" w:line="360" w:lineRule="auto"/>
+        <w:jc w:val="both"/>
+        <w:rPr>
+          <w:rFonts w:ascii="Times New Roman" w:hAnsi="Times New Roman" w:cs="Times New Roman"/>
+          <w:bCs/>
+          <w:sz w:val="24"/>
+          <w:szCs w:val="24"/>
+        </w:rPr>
+      </w:pPr>
+      <w:r>
+        <w:rPr>
+          <w:rFonts w:ascii="Times New Roman" w:hAnsi="Times New Roman" w:cs="Times New Roman"/>
+          <w:bCs/>
+          <w:sz w:val="24"/>
+          <w:szCs w:val="24"/>
+        </w:rPr>
+        <w:t xml:space="preserve"> </w:t>
+      </w:r>
+      <w:r>
+        <w:rPr>
+          <w:rFonts w:ascii="Times New Roman" w:hAnsi="Times New Roman" w:cs="Times New Roman"/>
+          <w:bCs/>
+          <w:sz w:val="24"/>
+          <w:szCs w:val="24"/>
+        </w:rPr>
+        <w:t>количество потоков не менее 4;</w:t>
+      </w:r>
+    </w:p>
+    <w:p>
+      <w:pPr>
+        <w:pStyle w:val="a4"/>
+        <w:numPr>
+          <w:ilvl w:val="1"/>
+          <w:numId w:val="20"/>
+        </w:numPr>
+        <w:spacing w:before="240" w:line="360" w:lineRule="auto"/>
+        <w:jc w:val="both"/>
+        <w:rPr>
+          <w:rFonts w:ascii="Times New Roman" w:hAnsi="Times New Roman" w:cs="Times New Roman"/>
+          <w:bCs/>
+          <w:sz w:val="24"/>
+          <w:szCs w:val="24"/>
+        </w:rPr>
+      </w:pPr>
+      <w:r>
+        <w:rPr>
+          <w:rFonts w:ascii="Times New Roman" w:hAnsi="Times New Roman" w:cs="Times New Roman"/>
+          <w:bCs/>
+          <w:sz w:val="24"/>
+          <w:szCs w:val="24"/>
+        </w:rPr>
+        <w:t xml:space="preserve"> ОЗУ:</w:t>
+      </w:r>
+    </w:p>
+    <w:p>
+      <w:pPr>
+        <w:pStyle w:val="a4"/>
+        <w:numPr>
+          <w:ilvl w:val="2"/>
+          <w:numId w:val="20"/>
+        </w:numPr>
+        <w:spacing w:before="240" w:line="360" w:lineRule="auto"/>
+        <w:jc w:val="both"/>
+        <w:rPr>
+          <w:rFonts w:ascii="Times New Roman" w:hAnsi="Times New Roman" w:cs="Times New Roman"/>
+          <w:bCs/>
+          <w:sz w:val="24"/>
+          <w:szCs w:val="24"/>
+        </w:rPr>
+      </w:pPr>
+      <w:r>
+        <w:rPr>
+          <w:rFonts w:ascii="Times New Roman" w:hAnsi="Times New Roman" w:cs="Times New Roman"/>
+          <w:bCs/>
+          <w:sz w:val="24"/>
+          <w:szCs w:val="24"/>
+        </w:rPr>
+        <w:t xml:space="preserve"> </w:t>
+      </w:r>
+      <w:r>
+        <w:rPr>
+          <w:rFonts w:ascii="Times New Roman" w:hAnsi="Times New Roman" w:cs="Times New Roman"/>
+          <w:bCs/>
+          <w:sz w:val="24"/>
+          <w:szCs w:val="24"/>
+        </w:rPr>
+        <w:t>объем не менее 8 Гб;</w:t>
+      </w:r>
+    </w:p>
+    <w:p>
+      <w:pPr>
+        <w:pStyle w:val="a4"/>
+        <w:numPr>
+          <w:ilvl w:val="1"/>
+          <w:numId w:val="20"/>
+        </w:numPr>
+        <w:spacing w:before="240" w:line="360" w:lineRule="auto"/>
+        <w:jc w:val="both"/>
+        <w:rPr>
+          <w:rFonts w:ascii="Times New Roman" w:hAnsi="Times New Roman" w:cs="Times New Roman"/>
+          <w:bCs/>
+          <w:sz w:val="24"/>
+          <w:szCs w:val="24"/>
+        </w:rPr>
+      </w:pPr>
+      <w:r>
+        <w:rPr>
+          <w:rFonts w:ascii="Times New Roman" w:hAnsi="Times New Roman" w:cs="Times New Roman"/>
+          <w:bCs/>
+          <w:sz w:val="24"/>
+          <w:szCs w:val="24"/>
+        </w:rPr>
+        <w:t xml:space="preserve"> ПЗУ:</w:t>
+      </w:r>
+    </w:p>
+    <w:p>
+      <w:pPr>
+        <w:pStyle w:val="a4"/>
+        <w:numPr>
+          <w:ilvl w:val="2"/>
+          <w:numId w:val="20"/>
+        </w:numPr>
+        <w:spacing w:before="240" w:line="360" w:lineRule="auto"/>
+        <w:jc w:val="both"/>
+        <w:rPr>
+          <w:rFonts w:ascii="Times New Roman" w:hAnsi="Times New Roman" w:cs="Times New Roman"/>
+          <w:bCs/>
+          <w:sz w:val="24"/>
+          <w:szCs w:val="24"/>
+        </w:rPr>
+      </w:pPr>
+      <w:r>
+        <w:rPr>
+          <w:rFonts w:ascii="Times New Roman" w:hAnsi="Times New Roman" w:cs="Times New Roman"/>
+          <w:bCs/>
+          <w:sz w:val="24"/>
+          <w:szCs w:val="24"/>
+        </w:rPr>
+        <w:t>HDD объемом не менее 25</w:t>
+      </w:r>
+      <w:r>
+        <w:rPr>
+          <w:rFonts w:ascii="Times New Roman" w:hAnsi="Times New Roman" w:cs="Times New Roman"/>
+          <w:bCs/>
+          <w:sz w:val="24"/>
+          <w:szCs w:val="24"/>
+        </w:rPr>
+        <w:t>0 Гб;</w:t>
+      </w:r>
+    </w:p>
+    <w:p>
+      <w:pPr>
+        <w:pStyle w:val="a4"/>
+        <w:numPr>
+          <w:ilvl w:val="1"/>
+          <w:numId w:val="20"/>
+        </w:numPr>
+        <w:spacing w:before="240" w:line="360" w:lineRule="auto"/>
+        <w:jc w:val="both"/>
+        <w:rPr>
+          <w:rFonts w:ascii="Times New Roman" w:hAnsi="Times New Roman" w:cs="Times New Roman"/>
+          <w:bCs/>
+          <w:sz w:val="24"/>
+          <w:szCs w:val="24"/>
+        </w:rPr>
+      </w:pPr>
+      <w:r>
+        <w:rPr>
+          <w:rFonts w:ascii="Times New Roman" w:hAnsi="Times New Roman" w:cs="Times New Roman"/>
+          <w:bCs/>
+          <w:sz w:val="24"/>
+          <w:szCs w:val="24"/>
+        </w:rPr>
+        <w:t xml:space="preserve"> С</w:t>
+      </w:r>
+      <w:r>
+        <w:rPr>
+          <w:rFonts w:ascii="Times New Roman" w:hAnsi="Times New Roman" w:cs="Times New Roman"/>
+          <w:bCs/>
+          <w:sz w:val="24"/>
+          <w:szCs w:val="24"/>
+        </w:rPr>
+        <w:t>етевой адаптер:</w:t>
+      </w:r>
+    </w:p>
+    <w:p>
+      <w:pPr>
+        <w:pStyle w:val="a4"/>
+        <w:numPr>
+          <w:ilvl w:val="2"/>
+          <w:numId w:val="20"/>
+        </w:numPr>
+        <w:spacing w:before="240" w:line="360" w:lineRule="auto"/>
+        <w:jc w:val="both"/>
+        <w:rPr>
+          <w:rFonts w:ascii="Times New Roman" w:hAnsi="Times New Roman" w:cs="Times New Roman"/>
+          <w:bCs/>
+          <w:sz w:val="24"/>
+          <w:szCs w:val="24"/>
+        </w:rPr>
+      </w:pPr>
+      <w:r>
+        <w:rPr>
+          <w:rFonts w:ascii="Times New Roman" w:hAnsi="Times New Roman" w:cs="Times New Roman"/>
+          <w:bCs/>
+          <w:sz w:val="24"/>
+          <w:szCs w:val="24"/>
+        </w:rPr>
+        <w:t>технология Ethernet стандарта 100BASE-T и/или 1000BASE-T;</w:t>
+      </w:r>
+    </w:p>
+    <w:p>
+      <w:pPr>
+        <w:pStyle w:val="a4"/>
+        <w:numPr>
+          <w:ilvl w:val="1"/>
+          <w:numId w:val="20"/>
+        </w:numPr>
+        <w:spacing w:before="240" w:line="360" w:lineRule="auto"/>
+        <w:jc w:val="both"/>
+        <w:rPr>
+          <w:rFonts w:ascii="Times New Roman" w:hAnsi="Times New Roman" w:cs="Times New Roman"/>
+          <w:bCs/>
+          <w:sz w:val="24"/>
+          <w:szCs w:val="24"/>
+        </w:rPr>
+      </w:pPr>
+      <w:r>
+        <w:rPr>
+          <w:rFonts w:ascii="Times New Roman" w:hAnsi="Times New Roman" w:cs="Times New Roman"/>
+          <w:bCs/>
+          <w:sz w:val="24"/>
+          <w:szCs w:val="24"/>
+        </w:rPr>
+        <w:t xml:space="preserve"> Г</w:t>
+      </w:r>
+      <w:r>
+        <w:rPr>
+          <w:rFonts w:ascii="Times New Roman" w:hAnsi="Times New Roman" w:cs="Times New Roman"/>
+          <w:bCs/>
+          <w:sz w:val="24"/>
+          <w:szCs w:val="24"/>
+        </w:rPr>
+        <w:t>рафический адаптер:</w:t>
+      </w:r>
+    </w:p>
+    <w:p>
+      <w:pPr>
+        <w:pStyle w:val="a4"/>
+        <w:numPr>
+          <w:ilvl w:val="2"/>
+          <w:numId w:val="20"/>
+        </w:numPr>
+        <w:spacing w:before="240" w:line="360" w:lineRule="auto"/>
+        <w:jc w:val="both"/>
+        <w:rPr>
+          <w:rFonts w:ascii="Times New Roman" w:hAnsi="Times New Roman" w:cs="Times New Roman"/>
+          <w:bCs/>
+          <w:sz w:val="24"/>
+          <w:szCs w:val="24"/>
+        </w:rPr>
+      </w:pPr>
+      <w:r>
+        <w:rPr>
+          <w:rFonts w:ascii="Times New Roman" w:hAnsi="Times New Roman" w:cs="Times New Roman"/>
+          <w:bCs/>
+          <w:sz w:val="24"/>
+          <w:szCs w:val="24"/>
+        </w:rPr>
+        <w:t xml:space="preserve"> </w:t>
+      </w:r>
+      <w:r>
+        <w:rPr>
+          <w:rFonts w:ascii="Times New Roman" w:hAnsi="Times New Roman" w:cs="Times New Roman"/>
+          <w:bCs/>
+          <w:sz w:val="24"/>
+          <w:szCs w:val="24"/>
+        </w:rPr>
+        <w:t>стандарт не ниже WXGA;</w:t>
+      </w:r>
+    </w:p>
+    <w:p>
+      <w:pPr>
+        <w:pStyle w:val="a4"/>
         <w:numPr>
           <w:ilvl w:val="0"/>
           <w:numId w:val="20"/>
@@ -2762,8 +3142,317 @@
           <w:sz w:val="24"/>
           <w:szCs w:val="24"/>
         </w:rPr>
-        <w:t>.</w:t>
-      </w:r>
+        <w:t>. На базе устройстве удовлетворяющие данным характеристикам:</w:t>
+      </w:r>
+    </w:p>
+    <w:p>
+      <w:pPr>
+        <w:pStyle w:val="a4"/>
+        <w:numPr>
+          <w:ilvl w:val="1"/>
+          <w:numId w:val="20"/>
+        </w:numPr>
+        <w:spacing w:before="240" w:line="360" w:lineRule="auto"/>
+        <w:jc w:val="both"/>
+        <w:rPr>
+          <w:rFonts w:ascii="Times New Roman" w:hAnsi="Times New Roman" w:cs="Times New Roman"/>
+          <w:bCs/>
+          <w:sz w:val="24"/>
+          <w:szCs w:val="24"/>
+        </w:rPr>
+      </w:pPr>
+      <w:r>
+        <w:rPr>
+          <w:rFonts w:ascii="Times New Roman" w:hAnsi="Times New Roman" w:cs="Times New Roman"/>
+          <w:bCs/>
+          <w:sz w:val="24"/>
+          <w:szCs w:val="24"/>
+        </w:rPr>
+        <w:t>ЦПУ:</w:t>
+      </w:r>
+    </w:p>
+    <w:p>
+      <w:pPr>
+        <w:pStyle w:val="a4"/>
+        <w:numPr>
+          <w:ilvl w:val="2"/>
+          <w:numId w:val="20"/>
+        </w:numPr>
+        <w:spacing w:before="240" w:line="360" w:lineRule="auto"/>
+        <w:jc w:val="both"/>
+        <w:rPr>
+          <w:rFonts w:ascii="Times New Roman" w:hAnsi="Times New Roman" w:cs="Times New Roman"/>
+          <w:bCs/>
+          <w:sz w:val="24"/>
+          <w:szCs w:val="24"/>
+        </w:rPr>
+      </w:pPr>
+      <w:r>
+        <w:rPr>
+          <w:rFonts w:ascii="Times New Roman" w:hAnsi="Times New Roman" w:cs="Times New Roman"/>
+          <w:bCs/>
+          <w:sz w:val="24"/>
+          <w:szCs w:val="24"/>
+        </w:rPr>
+        <w:t xml:space="preserve"> </w:t>
+      </w:r>
+      <w:r>
+        <w:rPr>
+          <w:rFonts w:ascii="Times New Roman" w:hAnsi="Times New Roman" w:cs="Times New Roman"/>
+          <w:bCs/>
+          <w:sz w:val="24"/>
+          <w:szCs w:val="24"/>
+        </w:rPr>
+        <w:t>минимальная базовая тактовая частота 2.0 ГГц;</w:t>
+      </w:r>
+    </w:p>
+    <w:p>
+      <w:pPr>
+        <w:pStyle w:val="a4"/>
+        <w:numPr>
+          <w:ilvl w:val="2"/>
+          <w:numId w:val="20"/>
+        </w:numPr>
+        <w:spacing w:before="240" w:line="360" w:lineRule="auto"/>
+        <w:jc w:val="both"/>
+        <w:rPr>
+          <w:rFonts w:ascii="Times New Roman" w:hAnsi="Times New Roman" w:cs="Times New Roman"/>
+          <w:bCs/>
+          <w:sz w:val="24"/>
+          <w:szCs w:val="24"/>
+        </w:rPr>
+      </w:pPr>
+      <w:r>
+        <w:rPr>
+          <w:rFonts w:ascii="Times New Roman" w:hAnsi="Times New Roman" w:cs="Times New Roman"/>
+          <w:bCs/>
+          <w:sz w:val="24"/>
+          <w:szCs w:val="24"/>
+        </w:rPr>
+        <w:t xml:space="preserve"> </w:t>
+      </w:r>
+      <w:r>
+        <w:rPr>
+          <w:rFonts w:ascii="Times New Roman" w:hAnsi="Times New Roman" w:cs="Times New Roman"/>
+          <w:bCs/>
+          <w:sz w:val="24"/>
+          <w:szCs w:val="24"/>
+        </w:rPr>
+        <w:t>количество физических ядер не менее 2;</w:t>
+      </w:r>
+    </w:p>
+    <w:p>
+      <w:pPr>
+        <w:pStyle w:val="a4"/>
+        <w:numPr>
+          <w:ilvl w:val="1"/>
+          <w:numId w:val="20"/>
+        </w:numPr>
+        <w:spacing w:before="240" w:line="360" w:lineRule="auto"/>
+        <w:jc w:val="both"/>
+        <w:rPr>
+          <w:rFonts w:ascii="Times New Roman" w:hAnsi="Times New Roman" w:cs="Times New Roman"/>
+          <w:bCs/>
+          <w:sz w:val="24"/>
+          <w:szCs w:val="24"/>
+        </w:rPr>
+      </w:pPr>
+      <w:r>
+        <w:rPr>
+          <w:rFonts w:ascii="Times New Roman" w:hAnsi="Times New Roman" w:cs="Times New Roman"/>
+          <w:bCs/>
+          <w:sz w:val="24"/>
+          <w:szCs w:val="24"/>
+        </w:rPr>
+        <w:t>ОЗУ:</w:t>
+      </w:r>
+    </w:p>
+    <w:p>
+      <w:pPr>
+        <w:pStyle w:val="a4"/>
+        <w:numPr>
+          <w:ilvl w:val="2"/>
+          <w:numId w:val="20"/>
+        </w:numPr>
+        <w:spacing w:before="240" w:line="360" w:lineRule="auto"/>
+        <w:jc w:val="both"/>
+        <w:rPr>
+          <w:rFonts w:ascii="Times New Roman" w:hAnsi="Times New Roman" w:cs="Times New Roman"/>
+          <w:bCs/>
+          <w:sz w:val="24"/>
+          <w:szCs w:val="24"/>
+        </w:rPr>
+      </w:pPr>
+      <w:r>
+        <w:rPr>
+          <w:rFonts w:ascii="Times New Roman" w:hAnsi="Times New Roman" w:cs="Times New Roman"/>
+          <w:bCs/>
+          <w:sz w:val="24"/>
+          <w:szCs w:val="24"/>
+        </w:rPr>
+        <w:t xml:space="preserve"> </w:t>
+      </w:r>
+      <w:r>
+        <w:rPr>
+          <w:rFonts w:ascii="Times New Roman" w:hAnsi="Times New Roman" w:cs="Times New Roman"/>
+          <w:bCs/>
+          <w:sz w:val="24"/>
+          <w:szCs w:val="24"/>
+        </w:rPr>
+        <w:t>объем не менее 2</w:t>
+      </w:r>
+      <w:r>
+        <w:rPr>
+          <w:rFonts w:ascii="Times New Roman" w:hAnsi="Times New Roman" w:cs="Times New Roman"/>
+          <w:bCs/>
+          <w:sz w:val="24"/>
+          <w:szCs w:val="24"/>
+        </w:rPr>
+        <w:t xml:space="preserve"> Гб;</w:t>
+      </w:r>
+    </w:p>
+    <w:p>
+      <w:pPr>
+        <w:pStyle w:val="a4"/>
+        <w:numPr>
+          <w:ilvl w:val="1"/>
+          <w:numId w:val="20"/>
+        </w:numPr>
+        <w:spacing w:before="240" w:line="360" w:lineRule="auto"/>
+        <w:jc w:val="both"/>
+        <w:rPr>
+          <w:rFonts w:ascii="Times New Roman" w:hAnsi="Times New Roman" w:cs="Times New Roman"/>
+          <w:bCs/>
+          <w:sz w:val="24"/>
+          <w:szCs w:val="24"/>
+        </w:rPr>
+      </w:pPr>
+      <w:r>
+        <w:rPr>
+          <w:rFonts w:ascii="Times New Roman" w:hAnsi="Times New Roman" w:cs="Times New Roman"/>
+          <w:bCs/>
+          <w:sz w:val="24"/>
+          <w:szCs w:val="24"/>
+        </w:rPr>
+        <w:t>С</w:t>
+      </w:r>
+      <w:r>
+        <w:rPr>
+          <w:rFonts w:ascii="Times New Roman" w:hAnsi="Times New Roman" w:cs="Times New Roman"/>
+          <w:bCs/>
+          <w:sz w:val="24"/>
+          <w:szCs w:val="24"/>
+        </w:rPr>
+        <w:t>етевой адаптер:</w:t>
+      </w:r>
+    </w:p>
+    <w:p>
+      <w:pPr>
+        <w:pStyle w:val="a4"/>
+        <w:numPr>
+          <w:ilvl w:val="2"/>
+          <w:numId w:val="20"/>
+        </w:numPr>
+        <w:spacing w:before="240" w:line="360" w:lineRule="auto"/>
+        <w:jc w:val="both"/>
+        <w:rPr>
+          <w:rFonts w:ascii="Times New Roman" w:hAnsi="Times New Roman" w:cs="Times New Roman"/>
+          <w:bCs/>
+          <w:sz w:val="24"/>
+          <w:szCs w:val="24"/>
+        </w:rPr>
+      </w:pPr>
+      <w:r>
+        <w:rPr>
+          <w:rFonts w:ascii="Times New Roman" w:hAnsi="Times New Roman" w:cs="Times New Roman"/>
+          <w:bCs/>
+          <w:sz w:val="24"/>
+          <w:szCs w:val="24"/>
+        </w:rPr>
+        <w:t>Возможность подключение к сети Интернет.</w:t>
+      </w:r>
+    </w:p>
+    <w:p>
+      <w:pPr>
+        <w:pStyle w:val="a4"/>
+        <w:numPr>
+          <w:ilvl w:val="1"/>
+          <w:numId w:val="20"/>
+        </w:numPr>
+        <w:spacing w:before="240" w:line="360" w:lineRule="auto"/>
+        <w:jc w:val="both"/>
+        <w:rPr>
+          <w:rFonts w:ascii="Times New Roman" w:hAnsi="Times New Roman" w:cs="Times New Roman"/>
+          <w:bCs/>
+          <w:sz w:val="24"/>
+          <w:szCs w:val="24"/>
+        </w:rPr>
+      </w:pPr>
+      <w:r>
+        <w:rPr>
+          <w:rFonts w:ascii="Times New Roman" w:hAnsi="Times New Roman" w:cs="Times New Roman"/>
+          <w:bCs/>
+          <w:sz w:val="24"/>
+          <w:szCs w:val="24"/>
+        </w:rPr>
+        <w:t xml:space="preserve"> Г</w:t>
+      </w:r>
+      <w:r>
+        <w:rPr>
+          <w:rFonts w:ascii="Times New Roman" w:hAnsi="Times New Roman" w:cs="Times New Roman"/>
+          <w:bCs/>
+          <w:sz w:val="24"/>
+          <w:szCs w:val="24"/>
+        </w:rPr>
+        <w:t>рафический адаптер:</w:t>
+      </w:r>
+    </w:p>
+    <w:p>
+      <w:pPr>
+        <w:pStyle w:val="a4"/>
+        <w:numPr>
+          <w:ilvl w:val="2"/>
+          <w:numId w:val="20"/>
+        </w:numPr>
+        <w:spacing w:before="240" w:line="360" w:lineRule="auto"/>
+        <w:jc w:val="both"/>
+        <w:rPr>
+          <w:rFonts w:ascii="Times New Roman" w:hAnsi="Times New Roman" w:cs="Times New Roman"/>
+          <w:bCs/>
+          <w:sz w:val="24"/>
+          <w:szCs w:val="24"/>
+        </w:rPr>
+      </w:pPr>
+      <w:r>
+        <w:rPr>
+          <w:rFonts w:ascii="Times New Roman" w:hAnsi="Times New Roman" w:cs="Times New Roman"/>
+          <w:bCs/>
+          <w:sz w:val="24"/>
+          <w:szCs w:val="24"/>
+        </w:rPr>
+        <w:t xml:space="preserve"> </w:t>
+      </w:r>
+      <w:r>
+        <w:rPr>
+          <w:rFonts w:ascii="Times New Roman" w:hAnsi="Times New Roman" w:cs="Times New Roman"/>
+          <w:bCs/>
+          <w:sz w:val="24"/>
+          <w:szCs w:val="24"/>
+        </w:rPr>
+        <w:t>стандарт не ниже WXGA;</w:t>
+      </w:r>
+    </w:p>
+    <w:p>
+      <w:pPr>
+        <w:spacing w:before="240" w:line="360" w:lineRule="auto"/>
+        <w:jc w:val="both"/>
+        <w:rPr>
+          <w:rFonts w:ascii="Times New Roman" w:hAnsi="Times New Roman" w:cs="Times New Roman"/>
+          <w:bCs/>
+          <w:sz w:val="24"/>
+          <w:szCs w:val="24"/>
+        </w:rPr>
+      </w:pPr>
     </w:p>
     <w:p>
       <w:pPr>
@@ -2784,6 +3473,7 @@
           <w:sz w:val="27"/>
           <w:szCs w:val="27"/>
         </w:rPr>
+        <w:lastRenderedPageBreak/>
         <w:t>3.3.1. Требования к информационным структурам и методам решения</w:t>
       </w:r>
     </w:p>
@@ -2812,23 +3502,23 @@
           <w:sz w:val="24"/>
           <w:szCs w:val="28"/>
         </w:rPr>
-        <w:t>беспечение представляет собой комплекс</w:t>
-      </w:r>
-      <w:r>
-        <w:rPr>
-          <w:rFonts w:ascii="Times New Roman" w:hAnsi="Times New Roman" w:cs="Times New Roman"/>
-          <w:sz w:val="24"/>
-          <w:szCs w:val="28"/>
-        </w:rPr>
-        <w:t>.</w:t>
-      </w:r>
-      <w:r>
-        <w:rPr>
-          <w:rFonts w:ascii="Times New Roman" w:hAnsi="Times New Roman" w:cs="Times New Roman"/>
-          <w:sz w:val="24"/>
-          <w:szCs w:val="28"/>
-        </w:rPr>
-        <w:t xml:space="preserve"> </w:t>
+        <w:t xml:space="preserve">беспечение представляет собой </w:t>
+      </w:r>
+      <w:r>
+        <w:rPr>
+          <w:rFonts w:ascii="Times New Roman" w:hAnsi="Times New Roman" w:cs="Times New Roman"/>
+          <w:sz w:val="24"/>
+          <w:szCs w:val="28"/>
+        </w:rPr>
+        <w:t>клиент-серверную архитектуру</w:t>
+      </w:r>
+      <w:r>
+        <w:rPr>
+          <w:rFonts w:ascii="Times New Roman" w:hAnsi="Times New Roman" w:cs="Times New Roman"/>
+          <w:sz w:val="24"/>
+          <w:szCs w:val="28"/>
+        </w:rPr>
+        <w:t>, из клиентского приложения и программы сервера. Взаимодействие происходит между модулями происходит посредством обмена данными через отправку запросу к серверу и получения ответа на стороне клиента через локальную сеть или через сеть Интернет.</w:t>
       </w:r>
     </w:p>
     <w:p>
@@ -2848,7 +3538,55 @@
           <w:sz w:val="24"/>
           <w:szCs w:val="28"/>
         </w:rPr>
-        <w:t xml:space="preserve">Пользователи работают с программой через системный интерфейс. </w:t>
+        <w:t>Пользователи работают с</w:t>
+      </w:r>
+      <w:r>
+        <w:rPr>
+          <w:rFonts w:ascii="Times New Roman" w:hAnsi="Times New Roman" w:cs="Times New Roman"/>
+          <w:sz w:val="24"/>
+          <w:szCs w:val="28"/>
+        </w:rPr>
+        <w:t xml:space="preserve"> </w:t>
+      </w:r>
+      <w:r>
+        <w:rPr>
+          <w:rFonts w:ascii="Times New Roman" w:hAnsi="Times New Roman" w:cs="Times New Roman"/>
+          <w:sz w:val="24"/>
+          <w:szCs w:val="28"/>
+        </w:rPr>
+        <w:t>программным решением</w:t>
+      </w:r>
+      <w:r>
+        <w:rPr>
+          <w:rFonts w:ascii="Times New Roman" w:hAnsi="Times New Roman" w:cs="Times New Roman"/>
+          <w:sz w:val="24"/>
+          <w:szCs w:val="28"/>
+        </w:rPr>
+        <w:t xml:space="preserve"> через клиентское приложение</w:t>
+      </w:r>
+      <w:r>
+        <w:rPr>
+          <w:rFonts w:ascii="Times New Roman" w:hAnsi="Times New Roman" w:cs="Times New Roman"/>
+          <w:sz w:val="24"/>
+          <w:szCs w:val="28"/>
+        </w:rPr>
+        <w:t xml:space="preserve">. </w:t>
+      </w:r>
+      <w:r>
+        <w:rPr>
+          <w:rFonts w:ascii="Times New Roman" w:hAnsi="Times New Roman" w:cs="Times New Roman"/>
+          <w:sz w:val="24"/>
+          <w:szCs w:val="28"/>
+        </w:rPr>
+        <w:t xml:space="preserve">В зависимости от выполненных действий пользователя </w:t>
+      </w:r>
+      <w:r>
+        <w:rPr>
+          <w:rFonts w:ascii="Times New Roman" w:hAnsi="Times New Roman" w:cs="Times New Roman"/>
+          <w:sz w:val="24"/>
+          <w:szCs w:val="28"/>
+        </w:rPr>
+        <w:t>выполняться запросы на получение определённых данных.</w:t>
       </w:r>
     </w:p>
     <w:p>
@@ -2875,26 +3613,6 @@
     </w:p>
     <w:p>
       <w:pPr>
-        <w:spacing w:before="240" w:after="0" w:line="360" w:lineRule="auto"/>
-        <w:ind w:firstLine="709"/>
-        <w:jc w:val="both"/>
-        <w:rPr>
-          <w:rFonts w:ascii="Times New Roman" w:hAnsi="Times New Roman" w:cs="Times New Roman"/>
-          <w:sz w:val="24"/>
-          <w:szCs w:val="28"/>
-        </w:rPr>
-      </w:pPr>
-      <w:r>
-        <w:rPr>
-          <w:rFonts w:ascii="Times New Roman" w:hAnsi="Times New Roman" w:cs="Times New Roman"/>
-          <w:sz w:val="24"/>
-          <w:szCs w:val="28"/>
-        </w:rPr>
-        <w:t xml:space="preserve">Дополнительные требования не предъявляются. </w:t>
-      </w:r>
-    </w:p>
-    <w:p>
-      <w:pPr>
         <w:spacing w:after="0" w:line="360" w:lineRule="auto"/>
         <w:ind w:firstLine="709"/>
         <w:jc w:val="both"/>
@@ -2910,7 +3628,23 @@
           <w:sz w:val="24"/>
           <w:szCs w:val="28"/>
         </w:rPr>
-        <w:t xml:space="preserve">Системные программные средства, используемые программой, должны быть представлены лицензионной локализованной версией операционной системы Windows, Linux и Mac OS. </w:t>
+        <w:t>Программы должны быть написаны на языке программирования С</w:t>
+      </w:r>
+      <w:r>
+        <w:rPr>
+          <w:rFonts w:ascii="Times New Roman" w:hAnsi="Times New Roman" w:cs="Times New Roman"/>
+          <w:sz w:val="24"/>
+          <w:szCs w:val="28"/>
+        </w:rPr>
+        <w:t>#</w:t>
+      </w:r>
+      <w:r>
+        <w:rPr>
+          <w:rFonts w:ascii="Times New Roman" w:hAnsi="Times New Roman" w:cs="Times New Roman"/>
+          <w:sz w:val="24"/>
+          <w:szCs w:val="28"/>
+        </w:rPr>
+        <w:t xml:space="preserve">. </w:t>
       </w:r>
     </w:p>
     <w:p>
@@ -2930,8 +3664,171 @@
           <w:sz w:val="24"/>
           <w:szCs w:val="28"/>
         </w:rPr>
-        <w:t xml:space="preserve">Требования к защите информации и программ не предъявляются. </w:t>
-      </w:r>
+        <w:t>Платформой программирования клиентского приложения является - кроссплатформенная</w:t>
+      </w:r>
+      <w:r>
+        <w:rPr>
+          <w:rFonts w:ascii="Times New Roman" w:hAnsi="Times New Roman" w:cs="Times New Roman"/>
+          <w:sz w:val="24"/>
+          <w:szCs w:val="28"/>
+        </w:rPr>
+        <w:t xml:space="preserve"> </w:t>
+      </w:r>
+      <w:r>
+        <w:rPr>
+          <w:rFonts w:ascii="Times New Roman" w:hAnsi="Times New Roman" w:cs="Times New Roman"/>
+          <w:sz w:val="24"/>
+          <w:szCs w:val="28"/>
+          <w:lang w:val="en-US"/>
+        </w:rPr>
+        <w:t>Avalonia</w:t>
+      </w:r>
+      <w:r>
+        <w:rPr>
+          <w:rFonts w:ascii="Times New Roman" w:hAnsi="Times New Roman" w:cs="Times New Roman"/>
+          <w:sz w:val="24"/>
+          <w:szCs w:val="28"/>
+        </w:rPr>
+        <w:t>.</w:t>
+      </w:r>
+    </w:p>
+    <w:p>
+      <w:pPr>
+        <w:spacing w:after="0" w:line="360" w:lineRule="auto"/>
+        <w:ind w:firstLine="709"/>
+        <w:jc w:val="both"/>
+        <w:rPr>
+          <w:rFonts w:ascii="Times New Roman" w:hAnsi="Times New Roman" w:cs="Times New Roman"/>
+          <w:sz w:val="24"/>
+          <w:szCs w:val="28"/>
+        </w:rPr>
+      </w:pPr>
+      <w:r>
+        <w:rPr>
+          <w:rFonts w:ascii="Times New Roman" w:hAnsi="Times New Roman" w:cs="Times New Roman"/>
+          <w:sz w:val="24"/>
+          <w:szCs w:val="28"/>
+        </w:rPr>
+        <w:t xml:space="preserve">Для написания серверной части программы необходимо использовать </w:t>
+      </w:r>
+      <w:r>
+        <w:rPr>
+          <w:rFonts w:ascii="Times New Roman" w:hAnsi="Times New Roman" w:cs="Times New Roman"/>
+          <w:sz w:val="24"/>
+          <w:szCs w:val="28"/>
+          <w:lang w:val="en-US"/>
+        </w:rPr>
+        <w:t>ASP</w:t>
+      </w:r>
+      <w:r>
+        <w:rPr>
+          <w:rFonts w:ascii="Times New Roman" w:hAnsi="Times New Roman" w:cs="Times New Roman"/>
+          <w:sz w:val="24"/>
+          <w:szCs w:val="28"/>
+        </w:rPr>
+        <w:t>.</w:t>
+      </w:r>
+      <w:r>
+        <w:rPr>
+          <w:rFonts w:ascii="Times New Roman" w:hAnsi="Times New Roman" w:cs="Times New Roman"/>
+          <w:sz w:val="24"/>
+          <w:szCs w:val="28"/>
+          <w:lang w:val="en-US"/>
+        </w:rPr>
+        <w:t>NET</w:t>
+      </w:r>
+      <w:r>
+        <w:rPr>
+          <w:rFonts w:ascii="Times New Roman" w:hAnsi="Times New Roman" w:cs="Times New Roman"/>
+          <w:sz w:val="24"/>
+          <w:szCs w:val="28"/>
+        </w:rPr>
+        <w:t>(</w:t>
+      </w:r>
+      <w:r>
+        <w:rPr>
+          <w:rFonts w:ascii="Times New Roman" w:hAnsi="Times New Roman" w:cs="Times New Roman"/>
+          <w:sz w:val="24"/>
+          <w:szCs w:val="28"/>
+          <w:lang w:val="en-US"/>
+        </w:rPr>
+        <w:t>Web</w:t>
+      </w:r>
+      <w:r>
+        <w:rPr>
+          <w:rFonts w:ascii="Times New Roman" w:hAnsi="Times New Roman" w:cs="Times New Roman"/>
+          <w:sz w:val="24"/>
+          <w:szCs w:val="28"/>
+        </w:rPr>
+        <w:t>-</w:t>
+      </w:r>
+      <w:r>
+        <w:rPr>
+          <w:rFonts w:ascii="Times New Roman" w:hAnsi="Times New Roman" w:cs="Times New Roman"/>
+          <w:sz w:val="24"/>
+          <w:szCs w:val="28"/>
+          <w:lang w:val="en-US"/>
+        </w:rPr>
+        <w:t>API</w:t>
+      </w:r>
+      <w:r>
+        <w:rPr>
+          <w:rFonts w:ascii="Times New Roman" w:hAnsi="Times New Roman" w:cs="Times New Roman"/>
+          <w:sz w:val="24"/>
+          <w:szCs w:val="28"/>
+        </w:rPr>
+        <w:t>)</w:t>
+      </w:r>
+      <w:r>
+        <w:rPr>
+          <w:rFonts w:ascii="Times New Roman" w:hAnsi="Times New Roman" w:cs="Times New Roman"/>
+          <w:sz w:val="24"/>
+          <w:szCs w:val="28"/>
+        </w:rPr>
+        <w:t>.</w:t>
+      </w:r>
+    </w:p>
+    <w:p>
+      <w:pPr>
+        <w:spacing w:after="0" w:line="360" w:lineRule="auto"/>
+        <w:ind w:firstLine="709"/>
+        <w:jc w:val="both"/>
+        <w:rPr>
+          <w:rFonts w:ascii="Times New Roman" w:hAnsi="Times New Roman" w:cs="Times New Roman"/>
+          <w:sz w:val="24"/>
+          <w:szCs w:val="28"/>
+        </w:rPr>
+      </w:pPr>
+      <w:r>
+        <w:rPr>
+          <w:rFonts w:ascii="Times New Roman" w:hAnsi="Times New Roman" w:cs="Times New Roman"/>
+          <w:sz w:val="24"/>
+          <w:szCs w:val="28"/>
+        </w:rPr>
+        <w:t xml:space="preserve">Системные программные средства, используемые программой, должны быть представлены лицензионной локализованной версией операционной системы Windows, Linux и Mac OS. </w:t>
+      </w:r>
+    </w:p>
+    <w:p>
+      <w:pPr>
+        <w:spacing w:after="0" w:line="360" w:lineRule="auto"/>
+        <w:ind w:firstLine="709"/>
+        <w:jc w:val="both"/>
+        <w:rPr>
+          <w:rFonts w:ascii="Times New Roman" w:hAnsi="Times New Roman" w:cs="Times New Roman"/>
+          <w:sz w:val="24"/>
+          <w:szCs w:val="28"/>
+        </w:rPr>
+      </w:pPr>
+      <w:r>
+        <w:rPr>
+          <w:rFonts w:ascii="Times New Roman" w:hAnsi="Times New Roman" w:cs="Times New Roman"/>
+          <w:sz w:val="24"/>
+          <w:szCs w:val="28"/>
+        </w:rPr>
+        <w:t>Все исходные коды, написанные Исполнителем в ходе разработки необходимо предоставить в системе контроля версий.</w:t>
+      </w:r>
+      <w:bookmarkStart w:id="0" w:name="_GoBack"/>
+      <w:bookmarkEnd w:id="0"/>
     </w:p>
     <w:p>
       <w:pPr>
@@ -3083,6 +3980,7 @@
           <w:sz w:val="24"/>
           <w:szCs w:val="28"/>
         </w:rPr>
+        <w:lastRenderedPageBreak/>
         <w:t>•</w:t>
       </w:r>
       <w:r>
@@ -3143,7 +4041,6 @@
           <w:sz w:val="36"/>
           <w:szCs w:val="28"/>
         </w:rPr>
-        <w:lastRenderedPageBreak/>
         <w:t xml:space="preserve">5. </w:t>
       </w:r>
       <w:r>
@@ -4871,7 +5768,7 @@
 </file>
 
 <file path=word/endnotes.xml><?xml version="1.0" encoding="utf-8"?>
-<w:endnotes xmlns:wpc="http://schemas.microsoft.com/office/word/2010/wordprocessingCanvas" xmlns:cx="http://schemas.microsoft.com/office/drawing/2014/chartex" xmlns:cx1="http://schemas.microsoft.com/office/drawing/2015/9/8/chartex" xmlns:cx2="http://schemas.microsoft.com/office/drawing/2015/10/21/chartex" xmlns:cx3="http://schemas.microsoft.com/office/drawing/2016/5/9/chartex" xmlns:cx4="http://schemas.microsoft.com/office/drawing/2016/5/10/chartex" xmlns:cx5="http://schemas.microsoft.com/office/drawing/2016/5/11/chartex" xmlns:cx6="http://schemas.microsoft.com/office/drawing/2016/5/12/chartex" xmlns:cx7="http://schemas.microsoft.com/office/drawing/2016/5/13/chartex" xmlns:cx8="http://schemas.microsoft.com/office/drawing/2016/5/14/chartex" xmlns:mc="http://schemas.openxmlformats.org/markup-compatibility/2006" xmlns:aink="http://schemas.microsoft.com/office/drawing/2016/ink" xmlns:am3d="http://schemas.microsoft.com/office/drawing/2017/model3d" xmlns:o="urn:schemas-microsoft-com:office:office" xmlns:r="http://schemas.openxmlformats.org/officeDocument/2006/relationships" xmlns:m="http://schemas.openxmlformats.org/officeDocument/2006/math" xmlns:v="urn:schemas-microsoft-com:vml" xmlns:wp14="http://schemas.microsoft.com/office/word/2010/wordprocessingDrawing" xmlns:wp="http://schemas.openxmlformats.org/drawingml/2006/wordprocessingDrawing" xmlns:w10="urn:schemas-microsoft-com:office:word" xmlns:w="http://schemas.openxmlformats.org/wordprocessingml/2006/main" xmlns:w14="http://schemas.microsoft.com/office/word/2010/wordml" xmlns:w15="http://schemas.microsoft.com/office/word/2012/wordml" xmlns:w16cex="http://schemas.microsoft.com/office/word/2018/wordml/cex" xmlns:w16cid="http://schemas.microsoft.com/office/word/2016/wordml/cid" xmlns:w16="http://schemas.microsoft.com/office/word/2018/wordml" xmlns:w16sdtdh="http://schemas.microsoft.com/office/word/2020/wordml/sdtdatahash" xmlns:w16se="http://schemas.microsoft.com/office/word/2015/wordml/symex" xmlns:wpg="http://schemas.microsoft.com/office/word/2010/wordprocessingGroup" xmlns:wpi="http://schemas.microsoft.com/office/word/2010/wordprocessingInk" xmlns:wne="http://schemas.microsoft.com/office/word/2006/wordml" xmlns:wps="http://schemas.microsoft.com/office/word/2010/wordprocessingShape" mc:Ignorable="w14 w15 w16se w16cid w16 w16cex w16sdtdh wp14">
+<w:endnotes xmlns:wpc="http://schemas.microsoft.com/office/word/2010/wordprocessingCanvas" xmlns:cx="http://schemas.microsoft.com/office/drawing/2014/chartex" xmlns:mc="http://schemas.openxmlformats.org/markup-compatibility/2006" xmlns:o="urn:schemas-microsoft-com:office:office" xmlns:r="http://schemas.openxmlformats.org/officeDocument/2006/relationships" xmlns:m="http://schemas.openxmlformats.org/officeDocument/2006/math" xmlns:v="urn:schemas-microsoft-com:vml" xmlns:wp14="http://schemas.microsoft.com/office/word/2010/wordprocessingDrawing" xmlns:wp="http://schemas.openxmlformats.org/drawingml/2006/wordprocessingDrawing" xmlns:w10="urn:schemas-microsoft-com:office:word" xmlns:w="http://schemas.openxmlformats.org/wordprocessingml/2006/main" xmlns:w14="http://schemas.microsoft.com/office/word/2010/wordml" xmlns:w15="http://schemas.microsoft.com/office/word/2012/wordml" xmlns:w16se="http://schemas.microsoft.com/office/word/2015/wordml/symex" xmlns:wpg="http://schemas.microsoft.com/office/word/2010/wordprocessingGroup" xmlns:wpi="http://schemas.microsoft.com/office/word/2010/wordprocessingInk" xmlns:wne="http://schemas.microsoft.com/office/word/2006/wordml" xmlns:wps="http://schemas.microsoft.com/office/word/2010/wordprocessingShape" mc:Ignorable="w14 w15 w16se wp14">
   <w:endnote w:type="separator" w:id="-1">
     <w:p>
       <w:pPr>
@@ -4896,7 +5793,7 @@
 </file>
 
 <file path=word/footnotes.xml><?xml version="1.0" encoding="utf-8"?>
-<w:footnotes xmlns:wpc="http://schemas.microsoft.com/office/word/2010/wordprocessingCanvas" xmlns:cx="http://schemas.microsoft.com/office/drawing/2014/chartex" xmlns:cx1="http://schemas.microsoft.com/office/drawing/2015/9/8/chartex" xmlns:cx2="http://schemas.microsoft.com/office/drawing/2015/10/21/chartex" xmlns:cx3="http://schemas.microsoft.com/office/drawing/2016/5/9/chartex" xmlns:cx4="http://schemas.microsoft.com/office/drawing/2016/5/10/chartex" xmlns:cx5="http://schemas.microsoft.com/office/drawing/2016/5/11/chartex" xmlns:cx6="http://schemas.microsoft.com/office/drawing/2016/5/12/chartex" xmlns:cx7="http://schemas.microsoft.com/office/drawing/2016/5/13/chartex" xmlns:cx8="http://schemas.microsoft.com/office/drawing/2016/5/14/chartex" xmlns:mc="http://schemas.openxmlformats.org/markup-compatibility/2006" xmlns:aink="http://schemas.microsoft.com/office/drawing/2016/ink" xmlns:am3d="http://schemas.microsoft.com/office/drawing/2017/model3d" xmlns:o="urn:schemas-microsoft-com:office:office" xmlns:r="http://schemas.openxmlformats.org/officeDocument/2006/relationships" xmlns:m="http://schemas.openxmlformats.org/officeDocument/2006/math" xmlns:v="urn:schemas-microsoft-com:vml" xmlns:wp14="http://schemas.microsoft.com/office/word/2010/wordprocessingDrawing" xmlns:wp="http://schemas.openxmlformats.org/drawingml/2006/wordprocessingDrawing" xmlns:w10="urn:schemas-microsoft-com:office:word" xmlns:w="http://schemas.openxmlformats.org/wordprocessingml/2006/main" xmlns:w14="http://schemas.microsoft.com/office/word/2010/wordml" xmlns:w15="http://schemas.microsoft.com/office/word/2012/wordml" xmlns:w16cex="http://schemas.microsoft.com/office/word/2018/wordml/cex" xmlns:w16cid="http://schemas.microsoft.com/office/word/2016/wordml/cid" xmlns:w16="http://schemas.microsoft.com/office/word/2018/wordml" xmlns:w16sdtdh="http://schemas.microsoft.com/office/word/2020/wordml/sdtdatahash" xmlns:w16se="http://schemas.microsoft.com/office/word/2015/wordml/symex" xmlns:wpg="http://schemas.microsoft.com/office/word/2010/wordprocessingGroup" xmlns:wpi="http://schemas.microsoft.com/office/word/2010/wordprocessingInk" xmlns:wne="http://schemas.microsoft.com/office/word/2006/wordml" xmlns:wps="http://schemas.microsoft.com/office/word/2010/wordprocessingShape" mc:Ignorable="w14 w15 w16se w16cid w16 w16cex w16sdtdh wp14">
+<w:footnotes xmlns:wpc="http://schemas.microsoft.com/office/word/2010/wordprocessingCanvas" xmlns:cx="http://schemas.microsoft.com/office/drawing/2014/chartex" xmlns:mc="http://schemas.openxmlformats.org/markup-compatibility/2006" xmlns:o="urn:schemas-microsoft-com:office:office" xmlns:r="http://schemas.openxmlformats.org/officeDocument/2006/relationships" xmlns:m="http://schemas.openxmlformats.org/officeDocument/2006/math" xmlns:v="urn:schemas-microsoft-com:vml" xmlns:wp14="http://schemas.microsoft.com/office/word/2010/wordprocessingDrawing" xmlns:wp="http://schemas.openxmlformats.org/drawingml/2006/wordprocessingDrawing" xmlns:w10="urn:schemas-microsoft-com:office:word" xmlns:w="http://schemas.openxmlformats.org/wordprocessingml/2006/main" xmlns:w14="http://schemas.microsoft.com/office/word/2010/wordml" xmlns:w15="http://schemas.microsoft.com/office/word/2012/wordml" xmlns:w16se="http://schemas.microsoft.com/office/word/2015/wordml/symex" xmlns:wpg="http://schemas.microsoft.com/office/word/2010/wordprocessingGroup" xmlns:wpi="http://schemas.microsoft.com/office/word/2010/wordprocessingInk" xmlns:wne="http://schemas.microsoft.com/office/word/2006/wordml" xmlns:wps="http://schemas.microsoft.com/office/word/2010/wordprocessingShape" mc:Ignorable="w14 w15 w16se wp14">
   <w:footnote w:type="separator" w:id="-1">
     <w:p>
       <w:pPr>
@@ -4921,7 +5818,7 @@
 </file>
 
 <file path=word/numbering.xml><?xml version="1.0" encoding="utf-8"?>
-<w:numbering xmlns:wpc="http://schemas.microsoft.com/office/word/2010/wordprocessingCanvas" xmlns:cx="http://schemas.microsoft.com/office/drawing/2014/chartex" xmlns:cx1="http://schemas.microsoft.com/office/drawing/2015/9/8/chartex" xmlns:cx2="http://schemas.microsoft.com/office/drawing/2015/10/21/chartex" xmlns:cx3="http://schemas.microsoft.com/office/drawing/2016/5/9/chartex" xmlns:cx4="http://schemas.microsoft.com/office/drawing/2016/5/10/chartex" xmlns:cx5="http://schemas.microsoft.com/office/drawing/2016/5/11/chartex" xmlns:cx6="http://schemas.microsoft.com/office/drawing/2016/5/12/chartex" xmlns:cx7="http://schemas.microsoft.com/office/drawing/2016/5/13/chartex" xmlns:cx8="http://schemas.microsoft.com/office/drawing/2016/5/14/chartex" xmlns:mc="http://schemas.openxmlformats.org/markup-compatibility/2006" xmlns:aink="http://schemas.microsoft.com/office/drawing/2016/ink" xmlns:am3d="http://schemas.microsoft.com/office/drawing/2017/model3d" xmlns:o="urn:schemas-microsoft-com:office:office" xmlns:r="http://schemas.openxmlformats.org/officeDocument/2006/relationships" xmlns:m="http://schemas.openxmlformats.org/officeDocument/2006/math" xmlns:v="urn:schemas-microsoft-com:vml" xmlns:wp14="http://schemas.microsoft.com/office/word/2010/wordprocessingDrawing" xmlns:wp="http://schemas.openxmlformats.org/drawingml/2006/wordprocessingDrawing" xmlns:w10="urn:schemas-microsoft-com:office:word" xmlns:w="http://schemas.openxmlformats.org/wordprocessingml/2006/main" xmlns:w14="http://schemas.microsoft.com/office/word/2010/wordml" xmlns:w15="http://schemas.microsoft.com/office/word/2012/wordml" xmlns:w16cex="http://schemas.microsoft.com/office/word/2018/wordml/cex" xmlns:w16cid="http://schemas.microsoft.com/office/word/2016/wordml/cid" xmlns:w16="http://schemas.microsoft.com/office/word/2018/wordml" xmlns:w16sdtdh="http://schemas.microsoft.com/office/word/2020/wordml/sdtdatahash" xmlns:w16se="http://schemas.microsoft.com/office/word/2015/wordml/symex" xmlns:wpg="http://schemas.microsoft.com/office/word/2010/wordprocessingGroup" xmlns:wpi="http://schemas.microsoft.com/office/word/2010/wordprocessingInk" xmlns:wne="http://schemas.microsoft.com/office/word/2006/wordml" xmlns:wps="http://schemas.microsoft.com/office/word/2010/wordprocessingShape" mc:Ignorable="w14 w15 w16se w16cid w16 w16cex w16sdtdh wp14">
+<w:numbering xmlns:wpc="http://schemas.microsoft.com/office/word/2010/wordprocessingCanvas" xmlns:cx="http://schemas.microsoft.com/office/drawing/2014/chartex" xmlns:mc="http://schemas.openxmlformats.org/markup-compatibility/2006" xmlns:o="urn:schemas-microsoft-com:office:office" xmlns:r="http://schemas.openxmlformats.org/officeDocument/2006/relationships" xmlns:m="http://schemas.openxmlformats.org/officeDocument/2006/math" xmlns:v="urn:schemas-microsoft-com:vml" xmlns:wp14="http://schemas.microsoft.com/office/word/2010/wordprocessingDrawing" xmlns:wp="http://schemas.openxmlformats.org/drawingml/2006/wordprocessingDrawing" xmlns:w10="urn:schemas-microsoft-com:office:word" xmlns:w="http://schemas.openxmlformats.org/wordprocessingml/2006/main" xmlns:w14="http://schemas.microsoft.com/office/word/2010/wordml" xmlns:w15="http://schemas.microsoft.com/office/word/2012/wordml" xmlns:w16se="http://schemas.microsoft.com/office/word/2015/wordml/symex" xmlns:wpg="http://schemas.microsoft.com/office/word/2010/wordprocessingGroup" xmlns:wpi="http://schemas.microsoft.com/office/word/2010/wordprocessingInk" xmlns:wne="http://schemas.microsoft.com/office/word/2006/wordml" xmlns:wps="http://schemas.microsoft.com/office/word/2010/wordprocessingShape" mc:Ignorable="w14 w15 w16se wp14">
   <w:abstractNum w:abstractNumId="0" w15:restartNumberingAfterBreak="0">
     <w:nsid w:val="077E1B8C"/>
     <w:multiLevelType w:val="multilevel"/>
@@ -6544,7 +7441,7 @@
         <w:rFonts w:ascii="Symbol" w:hAnsi="Symbol" w:hint="default"/>
       </w:rPr>
     </w:lvl>
-    <w:lvl w:ilvl="1" w:tplc="04190003" w:tentative="1">
+    <w:lvl w:ilvl="1" w:tplc="04190003">
       <w:start w:val="1"/>
       <w:numFmt w:val="bullet"/>
       <w:lvlText w:val="o"/>
@@ -6556,7 +7453,7 @@
         <w:rFonts w:ascii="Courier New" w:hAnsi="Courier New" w:cs="Courier New" w:hint="default"/>
       </w:rPr>
     </w:lvl>
-    <w:lvl w:ilvl="2" w:tplc="04190005" w:tentative="1">
+    <w:lvl w:ilvl="2" w:tplc="04190005">
       <w:start w:val="1"/>
       <w:numFmt w:val="bullet"/>
       <w:lvlText w:val=""/>
@@ -7355,6 +8252,119 @@
     </w:lvl>
   </w:abstractNum>
   <w:abstractNum w:abstractNumId="19" w15:restartNumberingAfterBreak="0">
+    <w:nsid w:val="66F46CB2"/>
+    <w:multiLevelType w:val="hybridMultilevel"/>
+    <w:tmpl w:val="92ECF65C"/>
+    <w:lvl w:ilvl="0" w:tplc="60CE419A">
+      <w:start w:val="1"/>
+      <w:numFmt w:val="bullet"/>
+      <w:lvlText w:val=""/>
+      <w:lvlJc w:val="left"/>
+      <w:pPr>
+        <w:ind w:left="1429" w:hanging="360"/>
+      </w:pPr>
+      <w:rPr>
+        <w:rFonts w:ascii="Symbol" w:hAnsi="Symbol" w:hint="default"/>
+      </w:rPr>
+    </w:lvl>
+    <w:lvl w:ilvl="1" w:tplc="04190003" w:tentative="1">
+      <w:start w:val="1"/>
+      <w:numFmt w:val="bullet"/>
+      <w:lvlText w:val="o"/>
+      <w:lvlJc w:val="left"/>
+      <w:pPr>
+        <w:ind w:left="2149" w:hanging="360"/>
+      </w:pPr>
+      <w:rPr>
+        <w:rFonts w:ascii="Courier New" w:hAnsi="Courier New" w:cs="Courier New" w:hint="default"/>
+      </w:rPr>
+    </w:lvl>
+    <w:lvl w:ilvl="2" w:tplc="04190005" w:tentative="1">
+      <w:start w:val="1"/>
+      <w:numFmt w:val="bullet"/>
+      <w:lvlText w:val=""/>
+      <w:lvlJc w:val="left"/>
+      <w:pPr>
+        <w:ind w:left="2869" w:hanging="360"/>
+      </w:pPr>
+      <w:rPr>
+        <w:rFonts w:ascii="Wingdings" w:hAnsi="Wingdings" w:hint="default"/>
+      </w:rPr>
+    </w:lvl>
+    <w:lvl w:ilvl="3" w:tplc="04190001" w:tentative="1">
+      <w:start w:val="1"/>
+      <w:numFmt w:val="bullet"/>
+      <w:lvlText w:val=""/>
+      <w:lvlJc w:val="left"/>
+      <w:pPr>
+        <w:ind w:left="3589" w:hanging="360"/>
+      </w:pPr>
+      <w:rPr>
+        <w:rFonts w:ascii="Symbol" w:hAnsi="Symbol" w:hint="default"/>
+      </w:rPr>
+    </w:lvl>
+    <w:lvl w:ilvl="4" w:tplc="04190003" w:tentative="1">
+      <w:start w:val="1"/>
+      <w:numFmt w:val="bullet"/>
+      <w:lvlText w:val="o"/>
+      <w:lvlJc w:val="left"/>
+      <w:pPr>
+        <w:ind w:left="4309" w:hanging="360"/>
+      </w:pPr>
+      <w:rPr>
+        <w:rFonts w:ascii="Courier New" w:hAnsi="Courier New" w:cs="Courier New" w:hint="default"/>
+      </w:rPr>
+    </w:lvl>
+    <w:lvl w:ilvl="5" w:tplc="04190005" w:tentative="1">
+      <w:start w:val="1"/>
+      <w:numFmt w:val="bullet"/>
+      <w:lvlText w:val=""/>
+      <w:lvlJc w:val="left"/>
+      <w:pPr>
+        <w:ind w:left="5029" w:hanging="360"/>
+      </w:pPr>
+      <w:rPr>
+        <w:rFonts w:ascii="Wingdings" w:hAnsi="Wingdings" w:hint="default"/>
+      </w:rPr>
+    </w:lvl>
+    <w:lvl w:ilvl="6" w:tplc="04190001" w:tentative="1">
+      <w:start w:val="1"/>
+      <w:numFmt w:val="bullet"/>
+      <w:lvlText w:val=""/>
+      <w:lvlJc w:val="left"/>
+      <w:pPr>
+        <w:ind w:left="5749" w:hanging="360"/>
+      </w:pPr>
+      <w:rPr>
+        <w:rFonts w:ascii="Symbol" w:hAnsi="Symbol" w:hint="default"/>
+      </w:rPr>
+    </w:lvl>
+    <w:lvl w:ilvl="7" w:tplc="04190003" w:tentative="1">
+      <w:start w:val="1"/>
+      <w:numFmt w:val="bullet"/>
+      <w:lvlText w:val="o"/>
+      <w:lvlJc w:val="left"/>
+      <w:pPr>
+        <w:ind w:left="6469" w:hanging="360"/>
+      </w:pPr>
+      <w:rPr>
+        <w:rFonts w:ascii="Courier New" w:hAnsi="Courier New" w:cs="Courier New" w:hint="default"/>
+      </w:rPr>
+    </w:lvl>
+    <w:lvl w:ilvl="8" w:tplc="04190005" w:tentative="1">
+      <w:start w:val="1"/>
+      <w:numFmt w:val="bullet"/>
+      <w:lvlText w:val=""/>
+      <w:lvlJc w:val="left"/>
+      <w:pPr>
+        <w:ind w:left="7189" w:hanging="360"/>
+      </w:pPr>
+      <w:rPr>
+        <w:rFonts w:ascii="Wingdings" w:hAnsi="Wingdings" w:hint="default"/>
+      </w:rPr>
+    </w:lvl>
+  </w:abstractNum>
+  <w:abstractNum w:abstractNumId="20" w15:restartNumberingAfterBreak="0">
     <w:nsid w:val="70D03D93"/>
     <w:multiLevelType w:val="hybridMultilevel"/>
     <w:tmpl w:val="88C0CF64"/>
@@ -7443,7 +8453,7 @@
       </w:pPr>
     </w:lvl>
   </w:abstractNum>
-  <w:abstractNum w:abstractNumId="20" w15:restartNumberingAfterBreak="0">
+  <w:abstractNum w:abstractNumId="21" w15:restartNumberingAfterBreak="0">
     <w:nsid w:val="761F4804"/>
     <w:multiLevelType w:val="multilevel"/>
     <w:tmpl w:val="F17007E4"/>
@@ -7592,7 +8602,7 @@
       </w:rPr>
     </w:lvl>
   </w:abstractNum>
-  <w:abstractNum w:abstractNumId="21" w15:restartNumberingAfterBreak="0">
+  <w:abstractNum w:abstractNumId="22" w15:restartNumberingAfterBreak="0">
     <w:nsid w:val="77E02230"/>
     <w:multiLevelType w:val="multilevel"/>
     <w:tmpl w:val="8834ACBE"/>
@@ -7769,10 +8779,10 @@
     <w:abstractNumId w:val="1"/>
   </w:num>
   <w:num w:numId="10">
-    <w:abstractNumId w:val="21"/>
+    <w:abstractNumId w:val="22"/>
   </w:num>
   <w:num w:numId="11">
-    <w:abstractNumId w:val="20"/>
+    <w:abstractNumId w:val="21"/>
   </w:num>
   <w:num w:numId="12">
     <w:abstractNumId w:val="0"/>
@@ -7787,7 +8797,7 @@
     <w:abstractNumId w:val="2"/>
   </w:num>
   <w:num w:numId="16">
-    <w:abstractNumId w:val="19"/>
+    <w:abstractNumId w:val="20"/>
   </w:num>
   <w:num w:numId="17">
     <w:abstractNumId w:val="13"/>
@@ -7807,11 +8817,14 @@
   <w:num w:numId="22">
     <w:abstractNumId w:val="14"/>
   </w:num>
+  <w:num w:numId="23">
+    <w:abstractNumId w:val="19"/>
+  </w:num>
 </w:numbering>
 </file>
 
 <file path=word/styles.xml><?xml version="1.0" encoding="utf-8"?>
-<w:styles xmlns:mc="http://schemas.openxmlformats.org/markup-compatibility/2006" xmlns:r="http://schemas.openxmlformats.org/officeDocument/2006/relationships" xmlns:w="http://schemas.openxmlformats.org/wordprocessingml/2006/main" xmlns:w14="http://schemas.microsoft.com/office/word/2010/wordml" xmlns:w15="http://schemas.microsoft.com/office/word/2012/wordml" xmlns:w16cex="http://schemas.microsoft.com/office/word/2018/wordml/cex" xmlns:w16cid="http://schemas.microsoft.com/office/word/2016/wordml/cid" xmlns:w16="http://schemas.microsoft.com/office/word/2018/wordml" xmlns:w16sdtdh="http://schemas.microsoft.com/office/word/2020/wordml/sdtdatahash" xmlns:w16se="http://schemas.microsoft.com/office/word/2015/wordml/symex" mc:Ignorable="w14 w15 w16se w16cid w16 w16cex w16sdtdh">
+<w:styles xmlns:mc="http://schemas.openxmlformats.org/markup-compatibility/2006" xmlns:r="http://schemas.openxmlformats.org/officeDocument/2006/relationships" xmlns:w="http://schemas.openxmlformats.org/wordprocessingml/2006/main" xmlns:w14="http://schemas.microsoft.com/office/word/2010/wordml" xmlns:w15="http://schemas.microsoft.com/office/word/2012/wordml" xmlns:w16se="http://schemas.microsoft.com/office/word/2015/wordml/symex" mc:Ignorable="w14 w15 w16se">
   <w:docDefaults>
     <w:rPrDefault>
       <w:rPr>
@@ -7827,7 +8840,7 @@
       </w:pPr>
     </w:pPrDefault>
   </w:docDefaults>
-  <w:latentStyles w:defLockedState="0" w:defUIPriority="99" w:defSemiHidden="0" w:defUnhideWhenUsed="0" w:defQFormat="0" w:count="376">
+  <w:latentStyles w:defLockedState="0" w:defUIPriority="99" w:defSemiHidden="0" w:defUnhideWhenUsed="0" w:defQFormat="0" w:count="371">
     <w:lsdException w:name="Normal" w:uiPriority="0" w:qFormat="1"/>
     <w:lsdException w:name="heading 1" w:uiPriority="9" w:qFormat="1"/>
     <w:lsdException w:name="heading 2" w:semiHidden="1" w:uiPriority="0" w:unhideWhenUsed="1" w:qFormat="1"/>
@@ -8199,21 +9212,16 @@
     <w:lsdException w:name="List Table 5 Dark Accent 6" w:uiPriority="50"/>
     <w:lsdException w:name="List Table 6 Colorful Accent 6" w:uiPriority="51"/>
     <w:lsdException w:name="List Table 7 Colorful Accent 6" w:uiPriority="52"/>
-    <w:lsdException w:name="Mention" w:semiHidden="1" w:unhideWhenUsed="1"/>
-    <w:lsdException w:name="Smart Hyperlink" w:semiHidden="1" w:unhideWhenUsed="1"/>
-    <w:lsdException w:name="Hashtag" w:semiHidden="1" w:unhideWhenUsed="1"/>
-    <w:lsdException w:name="Unresolved Mention" w:semiHidden="1" w:unhideWhenUsed="1"/>
-    <w:lsdException w:name="Smart Link" w:semiHidden="1" w:unhideWhenUsed="1"/>
   </w:latentStyles>
-  <w:style w:type="paragraph" w:default="1" w:styleId="Normal">
+  <w:style w:type="paragraph" w:default="1" w:styleId="a">
     <w:name w:val="Normal"/>
     <w:qFormat/>
     <w:rsid w:val="009608C5"/>
   </w:style>
-  <w:style w:type="paragraph" w:styleId="Heading2">
+  <w:style w:type="paragraph" w:styleId="2">
     <w:name w:val="heading 2"/>
-    <w:basedOn w:val="Normal"/>
-    <w:link w:val="Heading2Char"/>
+    <w:basedOn w:val="a"/>
+    <w:link w:val="20"/>
     <w:qFormat/>
     <w:rsid w:val="0090213A"/>
     <w:pPr>
@@ -8229,11 +9237,11 @@
       <w:lang w:eastAsia="ru-RU"/>
     </w:rPr>
   </w:style>
-  <w:style w:type="paragraph" w:styleId="Heading3">
+  <w:style w:type="paragraph" w:styleId="3">
     <w:name w:val="heading 3"/>
-    <w:basedOn w:val="Normal"/>
-    <w:next w:val="Normal"/>
-    <w:link w:val="Heading3Char"/>
+    <w:basedOn w:val="a"/>
+    <w:next w:val="a"/>
+    <w:link w:val="30"/>
     <w:uiPriority w:val="9"/>
     <w:unhideWhenUsed/>
     <w:qFormat/>
@@ -8251,13 +9259,13 @@
       <w:color w:val="4F81BD" w:themeColor="accent1"/>
     </w:rPr>
   </w:style>
-  <w:style w:type="character" w:default="1" w:styleId="DefaultParagraphFont">
+  <w:style w:type="character" w:default="1" w:styleId="a0">
     <w:name w:val="Default Paragraph Font"/>
     <w:uiPriority w:val="1"/>
     <w:semiHidden/>
     <w:unhideWhenUsed/>
   </w:style>
-  <w:style w:type="table" w:default="1" w:styleId="TableNormal">
+  <w:style w:type="table" w:default="1" w:styleId="a1">
     <w:name w:val="Normal Table"/>
     <w:uiPriority w:val="99"/>
     <w:semiHidden/>
@@ -8272,15 +9280,15 @@
       </w:tblCellMar>
     </w:tblPr>
   </w:style>
-  <w:style w:type="numbering" w:default="1" w:styleId="NoList">
+  <w:style w:type="numbering" w:default="1" w:styleId="a2">
     <w:name w:val="No List"/>
     <w:uiPriority w:val="99"/>
     <w:semiHidden/>
     <w:unhideWhenUsed/>
   </w:style>
-  <w:style w:type="character" w:styleId="Hyperlink">
+  <w:style w:type="character" w:styleId="a3">
     <w:name w:val="Hyperlink"/>
-    <w:basedOn w:val="DefaultParagraphFont"/>
+    <w:basedOn w:val="a0"/>
     <w:uiPriority w:val="99"/>
     <w:semiHidden/>
     <w:unhideWhenUsed/>
@@ -8290,9 +9298,9 @@
       <w:u w:val="single"/>
     </w:rPr>
   </w:style>
-  <w:style w:type="paragraph" w:styleId="ListParagraph">
+  <w:style w:type="paragraph" w:styleId="a4">
     <w:name w:val="List Paragraph"/>
-    <w:basedOn w:val="Normal"/>
+    <w:basedOn w:val="a"/>
     <w:uiPriority w:val="34"/>
     <w:qFormat/>
     <w:rsid w:val="0005065A"/>
@@ -8301,10 +9309,10 @@
       <w:contextualSpacing/>
     </w:pPr>
   </w:style>
-  <w:style w:type="character" w:customStyle="1" w:styleId="Heading2Char">
-    <w:name w:val="Heading 2 Char"/>
-    <w:basedOn w:val="DefaultParagraphFont"/>
-    <w:link w:val="Heading2"/>
+  <w:style w:type="character" w:customStyle="1" w:styleId="20">
+    <w:name w:val="Заголовок 2 Знак"/>
+    <w:basedOn w:val="a0"/>
+    <w:link w:val="2"/>
     <w:rsid w:val="0090213A"/>
     <w:rPr>
       <w:rFonts w:ascii="Times New Roman" w:eastAsia="Times New Roman" w:hAnsi="Times New Roman" w:cs="Times New Roman"/>
@@ -8315,10 +9323,10 @@
       <w:lang w:eastAsia="ru-RU"/>
     </w:rPr>
   </w:style>
-  <w:style w:type="character" w:customStyle="1" w:styleId="Heading3Char">
-    <w:name w:val="Heading 3 Char"/>
-    <w:basedOn w:val="DefaultParagraphFont"/>
-    <w:link w:val="Heading3"/>
+  <w:style w:type="character" w:customStyle="1" w:styleId="30">
+    <w:name w:val="Заголовок 3 Знак"/>
+    <w:basedOn w:val="a0"/>
+    <w:link w:val="3"/>
     <w:uiPriority w:val="9"/>
     <w:rsid w:val="0090213A"/>
     <w:rPr>
@@ -8342,10 +9350,10 @@
       <w:lang w:eastAsia="ru-RU"/>
     </w:rPr>
   </w:style>
-  <w:style w:type="paragraph" w:styleId="FootnoteText">
+  <w:style w:type="paragraph" w:styleId="a5">
     <w:name w:val="footnote text"/>
-    <w:basedOn w:val="Normal"/>
-    <w:link w:val="FootnoteTextChar"/>
+    <w:basedOn w:val="a"/>
+    <w:link w:val="a6"/>
     <w:uiPriority w:val="99"/>
     <w:semiHidden/>
     <w:unhideWhenUsed/>
@@ -8358,10 +9366,10 @@
       <w:szCs w:val="20"/>
     </w:rPr>
   </w:style>
-  <w:style w:type="character" w:customStyle="1" w:styleId="FootnoteTextChar">
-    <w:name w:val="Footnote Text Char"/>
-    <w:basedOn w:val="DefaultParagraphFont"/>
-    <w:link w:val="FootnoteText"/>
+  <w:style w:type="character" w:customStyle="1" w:styleId="a6">
+    <w:name w:val="Текст сноски Знак"/>
+    <w:basedOn w:val="a0"/>
+    <w:link w:val="a5"/>
     <w:uiPriority w:val="99"/>
     <w:semiHidden/>
     <w:rsid w:val="000F4259"/>
@@ -8370,9 +9378,9 @@
       <w:szCs w:val="20"/>
     </w:rPr>
   </w:style>
-  <w:style w:type="character" w:styleId="FootnoteReference">
+  <w:style w:type="character" w:styleId="a7">
     <w:name w:val="footnote reference"/>
-    <w:basedOn w:val="DefaultParagraphFont"/>
+    <w:basedOn w:val="a0"/>
     <w:uiPriority w:val="99"/>
     <w:semiHidden/>
     <w:unhideWhenUsed/>
@@ -8672,7 +9680,7 @@
 </file>
 
 <file path=customXml/itemProps1.xml><?xml version="1.0" encoding="utf-8"?>
-<ds:datastoreItem xmlns:ds="http://schemas.openxmlformats.org/officeDocument/2006/customXml" ds:itemID="{F6005D49-4772-49CE-B2FF-2DC363CC9E99}">
+<ds:datastoreItem xmlns:ds="http://schemas.openxmlformats.org/officeDocument/2006/customXml" ds:itemID="{B114DE68-E707-4BB1-A87C-E87DA52AA8D0}">
   <ds:schemaRefs>
     <ds:schemaRef ds:uri="http://schemas.openxmlformats.org/officeDocument/2006/bibliography"/>
   </ds:schemaRefs>
